--- a/โครงงาน/13 เอกสารอ้างอิง.docx
+++ b/โครงงาน/13 เอกสารอ้างอิง.docx
@@ -4,26 +4,855 @@
   <w:body>
     <w:p>
       <w:pPr>
-        <w:ind w:firstLine="0"/>
-        <w:jc w:val="center"/>
-        <w:rPr>
-          <w:rFonts w:cs="TH Sarabun New"/>
-          <w:b/>
-          <w:bCs/>
-          <w:sz w:val="40"/>
-          <w:szCs w:val="40"/>
-        </w:rPr>
+        <w:pStyle w:val="Heading1"/>
       </w:pPr>
       <w:r>
         <w:rPr>
-          <w:rFonts w:cs="TH Sarabun New"/>
-          <w:b/>
-          <w:bCs/>
-          <w:sz w:val="40"/>
-          <w:szCs w:val="40"/>
           <w:cs/>
         </w:rPr>
         <w:t>เอกสารอ้างอิง</w:t>
+      </w:r>
+    </w:p>
+    <w:p>
+      <w:pPr>
+        <w:pStyle w:val="Bibliography"/>
+        <w:ind w:left="720" w:hanging="720"/>
+        <w:rPr>
+          <w:rFonts w:cs="TH Sarabun New"/>
+          <w:noProof/>
+          <w:kern w:val="0"/>
+          <w:szCs w:val="32"/>
+          <w14:ligatures w14:val="none"/>
+        </w:rPr>
+      </w:pPr>
+      <w:r>
+        <w:rPr>
+          <w:rFonts w:cs="TH Sarabun New"/>
+          <w:szCs w:val="32"/>
+        </w:rPr>
+        <w:fldChar w:fldCharType="begin"/>
+      </w:r>
+      <w:r>
+        <w:rPr>
+          <w:rFonts w:cs="TH Sarabun New"/>
+          <w:szCs w:val="32"/>
+        </w:rPr>
+        <w:instrText xml:space="preserve"> BIBLIOGRAPHY  \l 1033 </w:instrText>
+      </w:r>
+      <w:r>
+        <w:rPr>
+          <w:rFonts w:cs="TH Sarabun New"/>
+          <w:szCs w:val="32"/>
+        </w:rPr>
+        <w:fldChar w:fldCharType="separate"/>
+      </w:r>
+      <w:r>
+        <w:rPr>
+          <w:rFonts w:cs="TH Sarabun New"/>
+          <w:noProof/>
+          <w:szCs w:val="32"/>
+        </w:rPr>
+        <w:t xml:space="preserve">Anthropic. (2024, 03 31). </w:t>
+      </w:r>
+      <w:r>
+        <w:rPr>
+          <w:rFonts w:cs="TH Sarabun New"/>
+          <w:i/>
+          <w:iCs/>
+          <w:noProof/>
+          <w:szCs w:val="32"/>
+        </w:rPr>
+        <w:t>Model Context Protocol (MCP) Specification.</w:t>
+      </w:r>
+      <w:r>
+        <w:rPr>
+          <w:rFonts w:cs="TH Sarabun New"/>
+          <w:noProof/>
+          <w:szCs w:val="32"/>
+        </w:rPr>
+        <w:t xml:space="preserve"> Retrieved from https://modelcontextprotocol.io/</w:t>
+      </w:r>
+    </w:p>
+    <w:p>
+      <w:pPr>
+        <w:pStyle w:val="Bibliography"/>
+        <w:ind w:left="720" w:hanging="720"/>
+        <w:rPr>
+          <w:rFonts w:cs="TH Sarabun New"/>
+          <w:noProof/>
+          <w:szCs w:val="32"/>
+        </w:rPr>
+      </w:pPr>
+      <w:r>
+        <w:rPr>
+          <w:rFonts w:cs="TH Sarabun New"/>
+          <w:noProof/>
+          <w:szCs w:val="32"/>
+        </w:rPr>
+        <w:t xml:space="preserve">Jones, M., Bradley, J., &amp; Sakimura, N. (2015). </w:t>
+      </w:r>
+      <w:r>
+        <w:rPr>
+          <w:rFonts w:cs="TH Sarabun New"/>
+          <w:i/>
+          <w:iCs/>
+          <w:noProof/>
+          <w:szCs w:val="32"/>
+        </w:rPr>
+        <w:t>JSON Web Token (JWT). RFC 7519.</w:t>
+      </w:r>
+      <w:r>
+        <w:rPr>
+          <w:rFonts w:cs="TH Sarabun New"/>
+          <w:noProof/>
+          <w:szCs w:val="32"/>
+        </w:rPr>
+        <w:t xml:space="preserve"> IETF. Retrieved from https://datatracker.ietf.org/doc/html/rfc7519</w:t>
+      </w:r>
+    </w:p>
+    <w:p>
+      <w:pPr>
+        <w:pStyle w:val="Bibliography"/>
+        <w:ind w:left="720" w:hanging="720"/>
+        <w:rPr>
+          <w:rFonts w:cs="TH Sarabun New"/>
+          <w:noProof/>
+          <w:szCs w:val="32"/>
+        </w:rPr>
+      </w:pPr>
+      <w:r>
+        <w:rPr>
+          <w:rFonts w:cs="TH Sarabun New"/>
+          <w:noProof/>
+          <w:szCs w:val="32"/>
+        </w:rPr>
+        <w:t xml:space="preserve">LangChain, Inc. (2024, 03 31). </w:t>
+      </w:r>
+      <w:r>
+        <w:rPr>
+          <w:rFonts w:cs="TH Sarabun New"/>
+          <w:i/>
+          <w:iCs/>
+          <w:noProof/>
+          <w:szCs w:val="32"/>
+        </w:rPr>
+        <w:t>LangGraph: Multi-Agent Workflows.</w:t>
+      </w:r>
+      <w:r>
+        <w:rPr>
+          <w:rFonts w:cs="TH Sarabun New"/>
+          <w:noProof/>
+          <w:szCs w:val="32"/>
+        </w:rPr>
+        <w:t xml:space="preserve"> Retrieved from https://langchain-ai.github.io/langgraph/</w:t>
+      </w:r>
+    </w:p>
+    <w:p>
+      <w:pPr>
+        <w:pStyle w:val="Bibliography"/>
+        <w:ind w:left="720" w:hanging="720"/>
+        <w:rPr>
+          <w:rFonts w:cs="TH Sarabun New"/>
+          <w:noProof/>
+          <w:szCs w:val="32"/>
+        </w:rPr>
+      </w:pPr>
+      <w:r>
+        <w:rPr>
+          <w:rFonts w:cs="TH Sarabun New"/>
+          <w:noProof/>
+          <w:szCs w:val="32"/>
+        </w:rPr>
+        <w:t>Lewis, P., Perez, E., Piktus, A., Petroni, F., Karpukhin, V., Goyal, N., . . . Kiela, D. (2021). Retrieval-Augmented Generation for Knowledge-Intensive NLP Tasks. Retrieved from https://arxiv.org/abs/2005.11401</w:t>
+      </w:r>
+    </w:p>
+    <w:p>
+      <w:pPr>
+        <w:pStyle w:val="Bibliography"/>
+        <w:ind w:left="720" w:hanging="720"/>
+        <w:rPr>
+          <w:rFonts w:cs="TH Sarabun New"/>
+          <w:noProof/>
+          <w:szCs w:val="32"/>
+        </w:rPr>
+      </w:pPr>
+      <w:r>
+        <w:rPr>
+          <w:rFonts w:cs="TH Sarabun New"/>
+          <w:noProof/>
+          <w:szCs w:val="32"/>
+        </w:rPr>
+        <w:t xml:space="preserve">Meta Platforms, Inc. (2024, 03 31). </w:t>
+      </w:r>
+      <w:r>
+        <w:rPr>
+          <w:rFonts w:cs="TH Sarabun New"/>
+          <w:i/>
+          <w:iCs/>
+          <w:noProof/>
+          <w:szCs w:val="32"/>
+        </w:rPr>
+        <w:t>React Documentation: Describing the UI.</w:t>
+      </w:r>
+      <w:r>
+        <w:rPr>
+          <w:rFonts w:cs="TH Sarabun New"/>
+          <w:noProof/>
+          <w:szCs w:val="32"/>
+        </w:rPr>
+        <w:t xml:space="preserve"> Retrieved from https://react.dev/learn/describing-the-ui</w:t>
+      </w:r>
+    </w:p>
+    <w:p>
+      <w:pPr>
+        <w:pStyle w:val="Bibliography"/>
+        <w:ind w:left="720" w:hanging="720"/>
+        <w:rPr>
+          <w:rFonts w:cs="TH Sarabun New"/>
+          <w:noProof/>
+          <w:szCs w:val="32"/>
+        </w:rPr>
+      </w:pPr>
+      <w:r>
+        <w:rPr>
+          <w:rFonts w:cs="TH Sarabun New"/>
+          <w:noProof/>
+          <w:szCs w:val="32"/>
+        </w:rPr>
+        <w:t xml:space="preserve">Tiangolo. (2024, 03 31). </w:t>
+      </w:r>
+      <w:r>
+        <w:rPr>
+          <w:rFonts w:cs="TH Sarabun New"/>
+          <w:i/>
+          <w:iCs/>
+          <w:noProof/>
+          <w:szCs w:val="32"/>
+        </w:rPr>
+        <w:t>FastAPI Documentation: Concurrency and async / await.</w:t>
+      </w:r>
+      <w:r>
+        <w:rPr>
+          <w:rFonts w:cs="TH Sarabun New"/>
+          <w:noProof/>
+          <w:szCs w:val="32"/>
+        </w:rPr>
+        <w:t xml:space="preserve"> Retrieved from https://fastapi.tiangolo.com/async/</w:t>
+      </w:r>
+    </w:p>
+    <w:p>
+      <w:pPr>
+        <w:pStyle w:val="Bibliography"/>
+        <w:ind w:left="720" w:hanging="720"/>
+        <w:rPr>
+          <w:rFonts w:cs="TH Sarabun New"/>
+          <w:noProof/>
+          <w:szCs w:val="32"/>
+        </w:rPr>
+      </w:pPr>
+      <w:r>
+        <w:rPr>
+          <w:rFonts w:cs="TH Sarabun New"/>
+          <w:noProof/>
+          <w:szCs w:val="32"/>
+        </w:rPr>
+        <w:t>Vaswani, A., Shazeer, N., Parmar, N., Uszkoreit, J., Jones, L., Gomez, A., . . . Polosukhin, I. (2023). Attention Is All You Need. Retrieved from https://arxiv.org/abs/1706.03762</w:t>
+      </w:r>
+    </w:p>
+    <w:p>
+      <w:pPr>
+        <w:pStyle w:val="Bibliography"/>
+        <w:ind w:left="720" w:hanging="720"/>
+        <w:rPr>
+          <w:rFonts w:cs="TH Sarabun New"/>
+          <w:noProof/>
+          <w:szCs w:val="32"/>
+        </w:rPr>
+      </w:pPr>
+      <w:r>
+        <w:rPr>
+          <w:rFonts w:cs="TH Sarabun New"/>
+          <w:noProof/>
+          <w:szCs w:val="32"/>
+        </w:rPr>
+        <w:t>Wu, Q., Bansal, G., Zhang, J., Wu, Y., Li, B., Zhu, E., . . . Wang, C. (2023). AutoGen: Enabling Next-Gen LLM Applications via Multi-Agent Conversation. Retrieved from https://arxiv.org/abs/2308.08155</w:t>
+      </w:r>
+    </w:p>
+    <w:p>
+      <w:pPr>
+        <w:pStyle w:val="Bibliography"/>
+        <w:ind w:left="720" w:hanging="720"/>
+        <w:rPr>
+          <w:rFonts w:cs="TH Sarabun New"/>
+          <w:noProof/>
+          <w:szCs w:val="32"/>
+        </w:rPr>
+      </w:pPr>
+      <w:r>
+        <w:rPr>
+          <w:rFonts w:cs="TH Sarabun New"/>
+          <w:noProof/>
+          <w:szCs w:val="32"/>
+          <w:cs/>
+        </w:rPr>
+        <w:t>กิตติ์ธัญญา เตชานนนท์กุลวัฒน์</w:t>
+      </w:r>
+      <w:r>
+        <w:rPr>
+          <w:rFonts w:cs="TH Sarabun New"/>
+          <w:noProof/>
+          <w:szCs w:val="32"/>
+        </w:rPr>
+        <w:t xml:space="preserve">, </w:t>
+      </w:r>
+      <w:r>
+        <w:rPr>
+          <w:rFonts w:cs="TH Sarabun New"/>
+          <w:noProof/>
+          <w:szCs w:val="32"/>
+          <w:cs/>
+        </w:rPr>
+        <w:t>กิติภูมิ หน่อเนื้อ</w:t>
+      </w:r>
+      <w:r>
+        <w:rPr>
+          <w:rFonts w:cs="TH Sarabun New"/>
+          <w:noProof/>
+          <w:szCs w:val="32"/>
+        </w:rPr>
+        <w:t xml:space="preserve">, </w:t>
+      </w:r>
+      <w:r>
+        <w:rPr>
+          <w:rFonts w:cs="TH Sarabun New"/>
+          <w:noProof/>
+          <w:szCs w:val="32"/>
+          <w:cs/>
+        </w:rPr>
+        <w:t xml:space="preserve">และ ประพจน์ ศรีนุวัตติวงศ์. (2568). </w:t>
+      </w:r>
+      <w:r>
+        <w:rPr>
+          <w:rFonts w:cs="TH Sarabun New"/>
+          <w:i/>
+          <w:iCs/>
+          <w:noProof/>
+          <w:szCs w:val="32"/>
+          <w:cs/>
+        </w:rPr>
+        <w:t>ระบบการเรียนรู้ความต้องการเพื่อสั่งซื้อสินค้าที่มีความเกี่ยวข้องกัน เพื่อรองรับระบบลูกค้าสัมพันธ์.</w:t>
+      </w:r>
+      <w:r>
+        <w:rPr>
+          <w:rFonts w:cs="TH Sarabun New"/>
+          <w:noProof/>
+          <w:szCs w:val="32"/>
+          <w:cs/>
+        </w:rPr>
+        <w:t xml:space="preserve"> เรียกใช้เมื่อ 31 มีนาคม 2568 จาก </w:t>
+      </w:r>
+      <w:r>
+        <w:rPr>
+          <w:rFonts w:cs="TH Sarabun New"/>
+          <w:noProof/>
+          <w:szCs w:val="32"/>
+        </w:rPr>
+        <w:t>https://so</w:t>
+      </w:r>
+      <w:r>
+        <w:rPr>
+          <w:rFonts w:cs="TH Sarabun New"/>
+          <w:noProof/>
+          <w:szCs w:val="32"/>
+          <w:cs/>
+        </w:rPr>
+        <w:t>08.</w:t>
+      </w:r>
+      <w:r>
+        <w:rPr>
+          <w:rFonts w:cs="TH Sarabun New"/>
+          <w:noProof/>
+          <w:szCs w:val="32"/>
+        </w:rPr>
+        <w:t>tci-thaijo.org/index.php/romyoongthong/article/view/</w:t>
+      </w:r>
+      <w:r>
+        <w:rPr>
+          <w:rFonts w:cs="TH Sarabun New"/>
+          <w:noProof/>
+          <w:szCs w:val="32"/>
+          <w:cs/>
+        </w:rPr>
+        <w:t>4963</w:t>
+      </w:r>
+    </w:p>
+    <w:p>
+      <w:pPr>
+        <w:pStyle w:val="Bibliography"/>
+        <w:ind w:left="720" w:hanging="720"/>
+        <w:rPr>
+          <w:rFonts w:cs="TH Sarabun New"/>
+          <w:noProof/>
+          <w:szCs w:val="32"/>
+          <w:cs/>
+        </w:rPr>
+      </w:pPr>
+      <w:r>
+        <w:rPr>
+          <w:rFonts w:cs="TH Sarabun New"/>
+          <w:noProof/>
+          <w:szCs w:val="32"/>
+          <w:cs/>
+        </w:rPr>
+        <w:t xml:space="preserve">ณิชารีย์ กิตติคุณศิริ. (2562). </w:t>
+      </w:r>
+      <w:r>
+        <w:rPr>
+          <w:rFonts w:cs="TH Sarabun New"/>
+          <w:i/>
+          <w:iCs/>
+          <w:noProof/>
+          <w:szCs w:val="32"/>
+          <w:cs/>
+        </w:rPr>
+        <w:t>ปัจจัยที่ส่งผลต่อการยอมรับเทคโนโลยีปัญญาประดิษฐ์แชทบอท.</w:t>
+      </w:r>
+      <w:r>
+        <w:rPr>
+          <w:rFonts w:cs="TH Sarabun New"/>
+          <w:noProof/>
+          <w:szCs w:val="32"/>
+          <w:cs/>
+        </w:rPr>
+        <w:t xml:space="preserve"> เรียกใช้เมื่อ 31 มีนาคม 2568 จาก </w:t>
+      </w:r>
+      <w:r>
+        <w:rPr>
+          <w:rFonts w:cs="TH Sarabun New"/>
+          <w:noProof/>
+          <w:szCs w:val="32"/>
+        </w:rPr>
+        <w:t>http://ethesisarchive.library.tu.ac.th/thesis/</w:t>
+      </w:r>
+      <w:r>
+        <w:rPr>
+          <w:rFonts w:cs="TH Sarabun New"/>
+          <w:noProof/>
+          <w:szCs w:val="32"/>
+          <w:cs/>
+        </w:rPr>
+        <w:t>2019/</w:t>
+      </w:r>
+      <w:r>
+        <w:rPr>
+          <w:rFonts w:cs="TH Sarabun New"/>
+          <w:noProof/>
+          <w:szCs w:val="32"/>
+        </w:rPr>
+        <w:t xml:space="preserve"> </w:t>
+      </w:r>
+      <w:r>
+        <w:rPr>
+          <w:rFonts w:cs="TH Sarabun New"/>
+          <w:noProof/>
+          <w:szCs w:val="32"/>
+        </w:rPr>
+        <w:t>TU_</w:t>
+      </w:r>
+      <w:r>
+        <w:rPr>
+          <w:rFonts w:cs="TH Sarabun New"/>
+          <w:noProof/>
+          <w:szCs w:val="32"/>
+          <w:cs/>
+        </w:rPr>
+        <w:t>2019</w:t>
+      </w:r>
+      <w:r>
+        <w:rPr>
+          <w:rFonts w:cs="TH Sarabun New"/>
+          <w:noProof/>
+          <w:szCs w:val="32"/>
+        </w:rPr>
+        <w:t>_</w:t>
+      </w:r>
+      <w:r>
+        <w:rPr>
+          <w:rFonts w:cs="TH Sarabun New"/>
+          <w:noProof/>
+          <w:szCs w:val="32"/>
+          <w:cs/>
+        </w:rPr>
+        <w:t>6023030049</w:t>
+      </w:r>
+      <w:r>
+        <w:rPr>
+          <w:rFonts w:cs="TH Sarabun New"/>
+          <w:noProof/>
+          <w:szCs w:val="32"/>
+        </w:rPr>
+        <w:t>_</w:t>
+      </w:r>
+      <w:r>
+        <w:rPr>
+          <w:rFonts w:cs="TH Sarabun New"/>
+          <w:noProof/>
+          <w:szCs w:val="32"/>
+          <w:cs/>
+        </w:rPr>
+        <w:t>9256</w:t>
+      </w:r>
+      <w:r>
+        <w:rPr>
+          <w:rFonts w:cs="TH Sarabun New"/>
+          <w:noProof/>
+          <w:szCs w:val="32"/>
+        </w:rPr>
+        <w:t>_</w:t>
+      </w:r>
+      <w:r>
+        <w:rPr>
+          <w:rFonts w:cs="TH Sarabun New"/>
+          <w:noProof/>
+          <w:szCs w:val="32"/>
+          <w:cs/>
+        </w:rPr>
+        <w:t>11426.</w:t>
+      </w:r>
+      <w:r>
+        <w:rPr>
+          <w:rFonts w:cs="TH Sarabun New"/>
+          <w:noProof/>
+          <w:szCs w:val="32"/>
+        </w:rPr>
+        <w:t>pdf</w:t>
+      </w:r>
+    </w:p>
+    <w:p>
+      <w:pPr>
+        <w:pStyle w:val="Bibliography"/>
+        <w:ind w:left="720" w:hanging="720"/>
+        <w:rPr>
+          <w:rFonts w:cs="TH Sarabun New"/>
+          <w:noProof/>
+          <w:szCs w:val="32"/>
+          <w:cs/>
+        </w:rPr>
+      </w:pPr>
+      <w:r>
+        <w:rPr>
+          <w:rFonts w:cs="TH Sarabun New"/>
+          <w:noProof/>
+          <w:szCs w:val="32"/>
+          <w:cs/>
+        </w:rPr>
+        <w:t>ประทีป หมื่นทิศ</w:t>
+      </w:r>
+      <w:r>
+        <w:rPr>
+          <w:rFonts w:cs="TH Sarabun New"/>
+          <w:noProof/>
+          <w:szCs w:val="32"/>
+        </w:rPr>
+        <w:t xml:space="preserve">, </w:t>
+      </w:r>
+      <w:r>
+        <w:rPr>
+          <w:rFonts w:cs="TH Sarabun New"/>
+          <w:noProof/>
+          <w:szCs w:val="32"/>
+          <w:cs/>
+        </w:rPr>
+        <w:t xml:space="preserve">และ สุขุมาล กิติสิน. (2568). </w:t>
+      </w:r>
+      <w:r>
+        <w:rPr>
+          <w:rFonts w:cs="TH Sarabun New"/>
+          <w:i/>
+          <w:iCs/>
+          <w:noProof/>
+          <w:szCs w:val="32"/>
+          <w:cs/>
+        </w:rPr>
+        <w:t xml:space="preserve">การพัฒนาแชทบอทบริการลูกค้าที่เข้าใจบริบทและเลือกใช้เครื่องมือโดยอัตโนมัติด้วยแบบจำลองภาษาขนาดใหญ่และ </w:t>
+      </w:r>
+      <w:r>
+        <w:rPr>
+          <w:rFonts w:cs="TH Sarabun New"/>
+          <w:i/>
+          <w:iCs/>
+          <w:noProof/>
+          <w:szCs w:val="32"/>
+        </w:rPr>
+        <w:t>LangChain.</w:t>
+      </w:r>
+      <w:r>
+        <w:rPr>
+          <w:rFonts w:cs="TH Sarabun New"/>
+          <w:noProof/>
+          <w:szCs w:val="32"/>
+          <w:cs/>
+        </w:rPr>
+        <w:t xml:space="preserve"> เรียกใช้เมื่อ 31 มีนาคม 2568 จาก </w:t>
+      </w:r>
+      <w:r>
+        <w:rPr>
+          <w:rFonts w:cs="TH Sarabun New"/>
+          <w:noProof/>
+          <w:szCs w:val="32"/>
+        </w:rPr>
+        <w:t>https://ph</w:t>
+      </w:r>
+      <w:r>
+        <w:rPr>
+          <w:rFonts w:cs="TH Sarabun New"/>
+          <w:noProof/>
+          <w:szCs w:val="32"/>
+          <w:cs/>
+        </w:rPr>
+        <w:t>02.</w:t>
+      </w:r>
+      <w:r>
+        <w:rPr>
+          <w:rFonts w:cs="TH Sarabun New"/>
+          <w:noProof/>
+          <w:szCs w:val="32"/>
+        </w:rPr>
+        <w:t>tci-thaijo.org/index.php/ectiard/article/view/</w:t>
+      </w:r>
+      <w:r>
+        <w:rPr>
+          <w:rFonts w:cs="TH Sarabun New"/>
+          <w:noProof/>
+          <w:szCs w:val="32"/>
+          <w:cs/>
+        </w:rPr>
+        <w:t>258701</w:t>
+      </w:r>
+    </w:p>
+    <w:p>
+      <w:pPr>
+        <w:pStyle w:val="Bibliography"/>
+        <w:ind w:left="720" w:hanging="720"/>
+        <w:rPr>
+          <w:rFonts w:cs="TH Sarabun New"/>
+          <w:noProof/>
+          <w:szCs w:val="32"/>
+          <w:cs/>
+        </w:rPr>
+      </w:pPr>
+      <w:r>
+        <w:rPr>
+          <w:rFonts w:cs="TH Sarabun New"/>
+          <w:noProof/>
+          <w:szCs w:val="32"/>
+          <w:cs/>
+        </w:rPr>
+        <w:t>ปราชญ์ สงวนศักดิ์</w:t>
+      </w:r>
+      <w:r>
+        <w:rPr>
+          <w:rFonts w:cs="TH Sarabun New"/>
+          <w:noProof/>
+          <w:szCs w:val="32"/>
+        </w:rPr>
+        <w:t xml:space="preserve">, </w:t>
+      </w:r>
+      <w:r>
+        <w:rPr>
+          <w:rFonts w:cs="TH Sarabun New"/>
+          <w:noProof/>
+          <w:szCs w:val="32"/>
+          <w:cs/>
+        </w:rPr>
+        <w:t>ชัณษา สีแดง</w:t>
+      </w:r>
+      <w:r>
+        <w:rPr>
+          <w:rFonts w:cs="TH Sarabun New"/>
+          <w:noProof/>
+          <w:szCs w:val="32"/>
+        </w:rPr>
+        <w:t xml:space="preserve">, </w:t>
+      </w:r>
+      <w:r>
+        <w:rPr>
+          <w:rFonts w:cs="TH Sarabun New"/>
+          <w:noProof/>
+          <w:szCs w:val="32"/>
+          <w:cs/>
+        </w:rPr>
+        <w:t xml:space="preserve">และ ปิยะบุตร ปัญญาดี. (2568). </w:t>
+      </w:r>
+      <w:r>
+        <w:rPr>
+          <w:rFonts w:cs="TH Sarabun New"/>
+          <w:i/>
+          <w:iCs/>
+          <w:noProof/>
+          <w:szCs w:val="32"/>
+          <w:cs/>
+        </w:rPr>
+        <w:t>การพัฒนาระบบเชื่อมโยงปัญญาประดิษฐ์เชิงสร้างสรรค์ เพื่อให้บริการข้อมูลเฉพาะทางแบบอัตโนมัติ.</w:t>
+      </w:r>
+      <w:r>
+        <w:rPr>
+          <w:rFonts w:cs="TH Sarabun New"/>
+          <w:noProof/>
+          <w:szCs w:val="32"/>
+          <w:cs/>
+        </w:rPr>
+        <w:t xml:space="preserve"> เรียกใช้เมื่อ 31 มีนาคม 2568 จาก </w:t>
+      </w:r>
+      <w:r>
+        <w:rPr>
+          <w:rFonts w:cs="TH Sarabun New"/>
+          <w:noProof/>
+          <w:szCs w:val="32"/>
+        </w:rPr>
+        <w:t>https://so</w:t>
+      </w:r>
+      <w:r>
+        <w:rPr>
+          <w:rFonts w:cs="TH Sarabun New"/>
+          <w:noProof/>
+          <w:szCs w:val="32"/>
+          <w:cs/>
+        </w:rPr>
+        <w:t>14.</w:t>
+      </w:r>
+      <w:r>
+        <w:rPr>
+          <w:rFonts w:cs="TH Sarabun New"/>
+          <w:noProof/>
+          <w:szCs w:val="32"/>
+        </w:rPr>
+        <w:t>tci-thaijo.org/index.php/PJ/article/view/</w:t>
+      </w:r>
+      <w:r>
+        <w:rPr>
+          <w:rFonts w:cs="TH Sarabun New"/>
+          <w:noProof/>
+          <w:szCs w:val="32"/>
+          <w:cs/>
+        </w:rPr>
+        <w:t>1432</w:t>
+      </w:r>
+    </w:p>
+    <w:p>
+      <w:pPr>
+        <w:pStyle w:val="Bibliography"/>
+        <w:ind w:left="720" w:hanging="720"/>
+        <w:rPr>
+          <w:rFonts w:cs="TH Sarabun New"/>
+          <w:noProof/>
+          <w:szCs w:val="32"/>
+        </w:rPr>
+      </w:pPr>
+    </w:p>
+    <w:p>
+      <w:pPr>
+        <w:pStyle w:val="Bibliography"/>
+        <w:ind w:left="720" w:hanging="720"/>
+        <w:rPr>
+          <w:rFonts w:cs="TH Sarabun New"/>
+          <w:noProof/>
+          <w:szCs w:val="32"/>
+          <w:cs/>
+        </w:rPr>
+      </w:pPr>
+      <w:r>
+        <w:rPr>
+          <w:rFonts w:cs="TH Sarabun New"/>
+          <w:noProof/>
+          <w:szCs w:val="32"/>
+          <w:cs/>
+        </w:rPr>
+        <w:lastRenderedPageBreak/>
+        <w:t>ศรีสุวรรณ มาฆะโว</w:t>
+      </w:r>
+      <w:r>
+        <w:rPr>
+          <w:rFonts w:cs="TH Sarabun New"/>
+          <w:noProof/>
+          <w:szCs w:val="32"/>
+        </w:rPr>
+        <w:t xml:space="preserve">, </w:t>
+      </w:r>
+      <w:r>
+        <w:rPr>
+          <w:rFonts w:cs="TH Sarabun New"/>
+          <w:noProof/>
+          <w:szCs w:val="32"/>
+          <w:cs/>
+        </w:rPr>
+        <w:t xml:space="preserve">และ พิพัฒน์ ไทยอารีย์. (2554). </w:t>
+      </w:r>
+      <w:r>
+        <w:rPr>
+          <w:rFonts w:cs="TH Sarabun New"/>
+          <w:i/>
+          <w:iCs/>
+          <w:noProof/>
+          <w:szCs w:val="32"/>
+          <w:cs/>
+        </w:rPr>
+        <w:t xml:space="preserve">การยอมรับเทคโนโลยี </w:t>
+      </w:r>
+      <w:r>
+        <w:rPr>
+          <w:rFonts w:cs="TH Sarabun New"/>
+          <w:i/>
+          <w:iCs/>
+          <w:noProof/>
+          <w:szCs w:val="32"/>
+        </w:rPr>
+        <w:t xml:space="preserve">AI Chatbots </w:t>
+      </w:r>
+      <w:r>
+        <w:rPr>
+          <w:rFonts w:cs="TH Sarabun New"/>
+          <w:i/>
+          <w:iCs/>
+          <w:noProof/>
+          <w:szCs w:val="32"/>
+          <w:cs/>
+        </w:rPr>
+        <w:t>มาใช้ในการพัฒนาการให้บริการประชาชนของข้าราชการสังกัดกรมการปกครองในจังหวัดนนทบุรี.</w:t>
+      </w:r>
+      <w:r>
+        <w:rPr>
+          <w:rFonts w:cs="TH Sarabun New"/>
+          <w:noProof/>
+          <w:szCs w:val="32"/>
+          <w:cs/>
+        </w:rPr>
+        <w:t xml:space="preserve"> เรียกใช้เมื่อ 31 มีนาคม 2568 จาก </w:t>
+      </w:r>
+      <w:r>
+        <w:rPr>
+          <w:rFonts w:cs="TH Sarabun New"/>
+          <w:noProof/>
+          <w:szCs w:val="32"/>
+        </w:rPr>
+        <w:t>https://www.dpu.ac.th/grad/admin/upload/content/files/year</w:t>
+      </w:r>
+      <w:r>
+        <w:rPr>
+          <w:rFonts w:cs="TH Sarabun New"/>
+          <w:noProof/>
+          <w:szCs w:val="32"/>
+          <w:cs/>
+        </w:rPr>
+        <w:t>11-3/11-48.</w:t>
+      </w:r>
+      <w:r>
+        <w:rPr>
+          <w:rFonts w:cs="TH Sarabun New"/>
+          <w:noProof/>
+          <w:szCs w:val="32"/>
+        </w:rPr>
+        <w:t>pdf</w:t>
       </w:r>
     </w:p>
     <w:p>
@@ -39,55 +868,7 @@
           <w:rFonts w:cs="TH Sarabun New"/>
           <w:szCs w:val="32"/>
         </w:rPr>
-        <w:t xml:space="preserve">Vaswani, A., </w:t>
-      </w:r>
-      <w:proofErr w:type="spellStart"/>
-      <w:r>
-        <w:rPr>
-          <w:rFonts w:cs="TH Sarabun New"/>
-          <w:szCs w:val="32"/>
-        </w:rPr>
-        <w:t>Shazeer</w:t>
-      </w:r>
-      <w:proofErr w:type="spellEnd"/>
-      <w:r>
-        <w:rPr>
-          <w:rFonts w:cs="TH Sarabun New"/>
-          <w:szCs w:val="32"/>
-        </w:rPr>
-        <w:t xml:space="preserve">, N., Parmar, N., </w:t>
-      </w:r>
-      <w:proofErr w:type="spellStart"/>
-      <w:r>
-        <w:rPr>
-          <w:rFonts w:cs="TH Sarabun New"/>
-          <w:szCs w:val="32"/>
-        </w:rPr>
-        <w:t>Uszkoreit</w:t>
-      </w:r>
-      <w:proofErr w:type="spellEnd"/>
-      <w:r>
-        <w:rPr>
-          <w:rFonts w:cs="TH Sarabun New"/>
-          <w:szCs w:val="32"/>
-        </w:rPr>
-        <w:t xml:space="preserve">, J., Jones, L., Gomez, A. N., ... &amp; </w:t>
-      </w:r>
-      <w:proofErr w:type="spellStart"/>
-      <w:r>
-        <w:rPr>
-          <w:rFonts w:cs="TH Sarabun New"/>
-          <w:szCs w:val="32"/>
-        </w:rPr>
-        <w:t>Polosukhin</w:t>
-      </w:r>
-      <w:proofErr w:type="spellEnd"/>
-      <w:r>
-        <w:rPr>
-          <w:rFonts w:cs="TH Sarabun New"/>
-          <w:szCs w:val="32"/>
-        </w:rPr>
-        <w:t>, I. (2017). Attention is all you need. Advances in neural information processing systems, 30.</w:t>
+        <w:fldChar w:fldCharType="end"/>
       </w:r>
     </w:p>
     <w:p>
@@ -98,1004 +879,9 @@
           <w:szCs w:val="32"/>
         </w:rPr>
       </w:pPr>
-      <w:r>
-        <w:rPr>
-          <w:rFonts w:cs="TH Sarabun New"/>
-          <w:szCs w:val="32"/>
-        </w:rPr>
-        <w:t xml:space="preserve">Lewis, P., Perez, E., </w:t>
-      </w:r>
-      <w:proofErr w:type="spellStart"/>
-      <w:r>
-        <w:rPr>
-          <w:rFonts w:cs="TH Sarabun New"/>
-          <w:szCs w:val="32"/>
-        </w:rPr>
-        <w:t>Piktus</w:t>
-      </w:r>
-      <w:proofErr w:type="spellEnd"/>
-      <w:r>
-        <w:rPr>
-          <w:rFonts w:cs="TH Sarabun New"/>
-          <w:szCs w:val="32"/>
-        </w:rPr>
-        <w:t xml:space="preserve">, A., </w:t>
-      </w:r>
-      <w:proofErr w:type="spellStart"/>
-      <w:r>
-        <w:rPr>
-          <w:rFonts w:cs="TH Sarabun New"/>
-          <w:szCs w:val="32"/>
-        </w:rPr>
-        <w:t>Petroni</w:t>
-      </w:r>
-      <w:proofErr w:type="spellEnd"/>
-      <w:r>
-        <w:rPr>
-          <w:rFonts w:cs="TH Sarabun New"/>
-          <w:szCs w:val="32"/>
-        </w:rPr>
-        <w:t xml:space="preserve">, F., </w:t>
-      </w:r>
-      <w:proofErr w:type="spellStart"/>
-      <w:r>
-        <w:rPr>
-          <w:rFonts w:cs="TH Sarabun New"/>
-          <w:szCs w:val="32"/>
-        </w:rPr>
-        <w:t>Karpukhin</w:t>
-      </w:r>
-      <w:proofErr w:type="spellEnd"/>
-      <w:r>
-        <w:rPr>
-          <w:rFonts w:cs="TH Sarabun New"/>
-          <w:szCs w:val="32"/>
-        </w:rPr>
-        <w:t xml:space="preserve">, V., Goyal, N., ... &amp; </w:t>
-      </w:r>
-      <w:proofErr w:type="spellStart"/>
-      <w:r>
-        <w:rPr>
-          <w:rFonts w:cs="TH Sarabun New"/>
-          <w:szCs w:val="32"/>
-        </w:rPr>
-        <w:t>Kiela</w:t>
-      </w:r>
-      <w:proofErr w:type="spellEnd"/>
-      <w:r>
-        <w:rPr>
-          <w:rFonts w:cs="TH Sarabun New"/>
-          <w:szCs w:val="32"/>
-        </w:rPr>
-        <w:t xml:space="preserve">, D. (2020). Retrieval-augmented generation for knowledge-intensive </w:t>
-      </w:r>
-      <w:proofErr w:type="spellStart"/>
-      <w:r>
-        <w:rPr>
-          <w:rFonts w:cs="TH Sarabun New"/>
-          <w:szCs w:val="32"/>
-        </w:rPr>
-        <w:t>nlp</w:t>
-      </w:r>
-      <w:proofErr w:type="spellEnd"/>
-      <w:r>
-        <w:rPr>
-          <w:rFonts w:cs="TH Sarabun New"/>
-          <w:szCs w:val="32"/>
-        </w:rPr>
-        <w:t xml:space="preserve"> tasks. Advances in Neural Information Processing Systems, 33, 9459-9474.</w:t>
-      </w:r>
-    </w:p>
-    <w:p>
-      <w:pPr>
-        <w:ind w:firstLine="0"/>
-        <w:rPr>
-          <w:rFonts w:cs="TH Sarabun New"/>
-          <w:szCs w:val="32"/>
-        </w:rPr>
-      </w:pPr>
-      <w:r>
-        <w:rPr>
-          <w:rFonts w:cs="TH Sarabun New"/>
-          <w:szCs w:val="32"/>
-        </w:rPr>
-        <w:t xml:space="preserve">Wu, Q., Bansal, G., Zhang, J., Wu, Y., Li, B., Zhu, E., ... &amp; Wang, X. (2023). </w:t>
-      </w:r>
-      <w:proofErr w:type="spellStart"/>
-      <w:r>
-        <w:rPr>
-          <w:rFonts w:cs="TH Sarabun New"/>
-          <w:szCs w:val="32"/>
-        </w:rPr>
-        <w:t>AutoGen</w:t>
-      </w:r>
-      <w:proofErr w:type="spellEnd"/>
-      <w:r>
-        <w:rPr>
-          <w:rFonts w:cs="TH Sarabun New"/>
-          <w:szCs w:val="32"/>
-        </w:rPr>
-        <w:t xml:space="preserve">: Enabling Next-Gen LLM Applications via Multi-Agent Conversation. </w:t>
-      </w:r>
-      <w:proofErr w:type="spellStart"/>
-      <w:r>
-        <w:rPr>
-          <w:rFonts w:cs="TH Sarabun New"/>
-          <w:szCs w:val="32"/>
-        </w:rPr>
-        <w:t>arXiv</w:t>
-      </w:r>
-      <w:proofErr w:type="spellEnd"/>
-      <w:r>
-        <w:rPr>
-          <w:rFonts w:cs="TH Sarabun New"/>
-          <w:szCs w:val="32"/>
-        </w:rPr>
-        <w:t xml:space="preserve"> preprint arXiv:2308.08155.</w:t>
-      </w:r>
-    </w:p>
-    <w:p>
-      <w:pPr>
-        <w:ind w:firstLine="0"/>
-        <w:rPr>
-          <w:rFonts w:cs="TH Sarabun New"/>
-          <w:szCs w:val="32"/>
-        </w:rPr>
-      </w:pPr>
-      <w:r>
-        <w:rPr>
-          <w:rFonts w:cs="TH Sarabun New"/>
-          <w:szCs w:val="32"/>
-        </w:rPr>
-        <w:t>Meta Platforms, Inc. (2024). React Documentation: Describing the UI. (</w:t>
-      </w:r>
-      <w:r>
-        <w:rPr>
-          <w:rFonts w:cs="TH Sarabun New"/>
-          <w:szCs w:val="32"/>
-          <w:cs/>
-        </w:rPr>
-        <w:t xml:space="preserve">ออนไลน์). เข้าถึงได้จาก : </w:t>
-      </w:r>
-      <w:r>
-        <w:rPr>
-          <w:rFonts w:cs="TH Sarabun New"/>
-          <w:szCs w:val="32"/>
-        </w:rPr>
-        <w:t>https://react.dev/learn/describing-the-ui [</w:t>
-      </w:r>
-      <w:r>
-        <w:rPr>
-          <w:rFonts w:cs="TH Sarabun New"/>
-          <w:szCs w:val="32"/>
-          <w:cs/>
-        </w:rPr>
-        <w:t xml:space="preserve">สืบค้นเมื่อวันที่ </w:t>
-      </w:r>
-      <w:r>
-        <w:rPr>
-          <w:rFonts w:cs="TH Sarabun New"/>
-          <w:szCs w:val="32"/>
-        </w:rPr>
-        <w:t>31</w:t>
-      </w:r>
-      <w:r>
-        <w:rPr>
-          <w:rFonts w:cs="TH Sarabun New"/>
-          <w:szCs w:val="32"/>
-          <w:cs/>
-        </w:rPr>
-        <w:t xml:space="preserve"> มีนาคม </w:t>
-      </w:r>
-      <w:r>
-        <w:rPr>
-          <w:rFonts w:cs="TH Sarabun New"/>
-          <w:szCs w:val="32"/>
-        </w:rPr>
-        <w:t>2568].</w:t>
-      </w:r>
-    </w:p>
-    <w:p>
-      <w:pPr>
-        <w:ind w:firstLine="0"/>
-        <w:rPr>
-          <w:rFonts w:cs="TH Sarabun New"/>
-          <w:szCs w:val="32"/>
-        </w:rPr>
-      </w:pPr>
-      <w:proofErr w:type="spellStart"/>
-      <w:r>
-        <w:rPr>
-          <w:rFonts w:cs="TH Sarabun New"/>
-          <w:szCs w:val="32"/>
-        </w:rPr>
-        <w:t>Tiangolo</w:t>
-      </w:r>
-      <w:proofErr w:type="spellEnd"/>
-      <w:r>
-        <w:rPr>
-          <w:rFonts w:cs="TH Sarabun New"/>
-          <w:szCs w:val="32"/>
-        </w:rPr>
-        <w:t xml:space="preserve">. (2024). </w:t>
-      </w:r>
-      <w:proofErr w:type="spellStart"/>
-      <w:r>
-        <w:rPr>
-          <w:rFonts w:cs="TH Sarabun New"/>
-          <w:szCs w:val="32"/>
-        </w:rPr>
-        <w:t>FastAPI</w:t>
-      </w:r>
-      <w:proofErr w:type="spellEnd"/>
-      <w:r>
-        <w:rPr>
-          <w:rFonts w:cs="TH Sarabun New"/>
-          <w:szCs w:val="32"/>
-        </w:rPr>
-        <w:t xml:space="preserve"> Documentation: Concurrency and async / await. (</w:t>
-      </w:r>
-      <w:r>
-        <w:rPr>
-          <w:rFonts w:cs="TH Sarabun New"/>
-          <w:szCs w:val="32"/>
-          <w:cs/>
-        </w:rPr>
-        <w:t xml:space="preserve">ออนไลน์). เข้าถึงได้จาก : </w:t>
-      </w:r>
-      <w:r>
-        <w:rPr>
-          <w:rFonts w:cs="TH Sarabun New"/>
-          <w:szCs w:val="32"/>
-        </w:rPr>
-        <w:t>https://fastapi.tiangolo.com/async/ [</w:t>
-      </w:r>
-      <w:r>
-        <w:rPr>
-          <w:rFonts w:cs="TH Sarabun New"/>
-          <w:szCs w:val="32"/>
-          <w:cs/>
-        </w:rPr>
-        <w:t xml:space="preserve">สืบค้นเมื่อวันที่ </w:t>
-      </w:r>
-      <w:r>
-        <w:rPr>
-          <w:rFonts w:cs="TH Sarabun New"/>
-          <w:szCs w:val="32"/>
-        </w:rPr>
-        <w:t>31</w:t>
-      </w:r>
-      <w:r>
-        <w:rPr>
-          <w:rFonts w:cs="TH Sarabun New"/>
-          <w:szCs w:val="32"/>
-          <w:cs/>
-        </w:rPr>
-        <w:t xml:space="preserve"> มีนาคม </w:t>
-      </w:r>
-      <w:r>
-        <w:rPr>
-          <w:rFonts w:cs="TH Sarabun New"/>
-          <w:szCs w:val="32"/>
-        </w:rPr>
-        <w:t>2568].</w:t>
-      </w:r>
-    </w:p>
-    <w:p>
-      <w:pPr>
-        <w:ind w:firstLine="0"/>
-        <w:rPr>
-          <w:rFonts w:cs="TH Sarabun New"/>
-          <w:szCs w:val="32"/>
-        </w:rPr>
-      </w:pPr>
-      <w:proofErr w:type="spellStart"/>
-      <w:r>
-        <w:rPr>
-          <w:rFonts w:cs="TH Sarabun New"/>
-          <w:szCs w:val="32"/>
-        </w:rPr>
-        <w:t>LangChain</w:t>
-      </w:r>
-      <w:proofErr w:type="spellEnd"/>
-      <w:r>
-        <w:rPr>
-          <w:rFonts w:cs="TH Sarabun New"/>
-          <w:szCs w:val="32"/>
-        </w:rPr>
-        <w:t xml:space="preserve">, Inc. (2024). </w:t>
-      </w:r>
-      <w:proofErr w:type="spellStart"/>
-      <w:r>
-        <w:rPr>
-          <w:rFonts w:cs="TH Sarabun New"/>
-          <w:szCs w:val="32"/>
-        </w:rPr>
-        <w:t>LangGraph</w:t>
-      </w:r>
-      <w:proofErr w:type="spellEnd"/>
-      <w:r>
-        <w:rPr>
-          <w:rFonts w:cs="TH Sarabun New"/>
-          <w:szCs w:val="32"/>
-        </w:rPr>
-        <w:t>: Multi-Agent Workflows. (</w:t>
-      </w:r>
-      <w:r>
-        <w:rPr>
-          <w:rFonts w:cs="TH Sarabun New"/>
-          <w:szCs w:val="32"/>
-          <w:cs/>
-        </w:rPr>
-        <w:t xml:space="preserve">ออนไลน์). เข้าถึงได้จาก : </w:t>
-      </w:r>
-      <w:r>
-        <w:rPr>
-          <w:rFonts w:cs="TH Sarabun New"/>
-          <w:szCs w:val="32"/>
-        </w:rPr>
-        <w:t>https://langchain-ai.github.io/langgraph/ [</w:t>
-      </w:r>
-      <w:r>
-        <w:rPr>
-          <w:rFonts w:cs="TH Sarabun New"/>
-          <w:szCs w:val="32"/>
-          <w:cs/>
-        </w:rPr>
-        <w:t xml:space="preserve">สืบค้นเมื่อวันที่ </w:t>
-      </w:r>
-      <w:r>
-        <w:rPr>
-          <w:rFonts w:cs="TH Sarabun New"/>
-          <w:szCs w:val="32"/>
-        </w:rPr>
-        <w:t>31</w:t>
-      </w:r>
-      <w:r>
-        <w:rPr>
-          <w:rFonts w:cs="TH Sarabun New"/>
-          <w:szCs w:val="32"/>
-          <w:cs/>
-        </w:rPr>
-        <w:t xml:space="preserve"> มีนาคม </w:t>
-      </w:r>
-      <w:r>
-        <w:rPr>
-          <w:rFonts w:cs="TH Sarabun New"/>
-          <w:szCs w:val="32"/>
-        </w:rPr>
-        <w:t>2568].</w:t>
-      </w:r>
-    </w:p>
-    <w:p>
-      <w:pPr>
-        <w:ind w:firstLine="0"/>
-        <w:rPr>
-          <w:rFonts w:cs="TH Sarabun New"/>
-          <w:szCs w:val="32"/>
-        </w:rPr>
-      </w:pPr>
-      <w:r>
-        <w:rPr>
-          <w:rFonts w:cs="TH Sarabun New"/>
-          <w:szCs w:val="32"/>
-        </w:rPr>
-        <w:t>Anthropic. (2024). Model Context Protocol (MCP) Specification. (</w:t>
-      </w:r>
-      <w:r>
-        <w:rPr>
-          <w:rFonts w:cs="TH Sarabun New"/>
-          <w:szCs w:val="32"/>
-          <w:cs/>
-        </w:rPr>
-        <w:t xml:space="preserve">ออนไลน์). เข้าถึงได้จาก : </w:t>
-      </w:r>
-      <w:r>
-        <w:rPr>
-          <w:rFonts w:cs="TH Sarabun New"/>
-          <w:szCs w:val="32"/>
-        </w:rPr>
-        <w:t>https://modelcontextprotocol.io/ [</w:t>
-      </w:r>
-      <w:r>
-        <w:rPr>
-          <w:rFonts w:cs="TH Sarabun New"/>
-          <w:szCs w:val="32"/>
-          <w:cs/>
-        </w:rPr>
-        <w:t xml:space="preserve">สืบค้นเมื่อวันที่ </w:t>
-      </w:r>
-      <w:r>
-        <w:rPr>
-          <w:rFonts w:cs="TH Sarabun New"/>
-          <w:szCs w:val="32"/>
-        </w:rPr>
-        <w:t>31</w:t>
-      </w:r>
-      <w:r>
-        <w:rPr>
-          <w:rFonts w:cs="TH Sarabun New"/>
-          <w:szCs w:val="32"/>
-          <w:cs/>
-        </w:rPr>
-        <w:t xml:space="preserve"> มีนาคม </w:t>
-      </w:r>
-      <w:r>
-        <w:rPr>
-          <w:rFonts w:cs="TH Sarabun New"/>
-          <w:szCs w:val="32"/>
-        </w:rPr>
-        <w:t>2568].</w:t>
-      </w:r>
-    </w:p>
-    <w:p>
-      <w:pPr>
-        <w:ind w:firstLine="0"/>
-        <w:rPr>
-          <w:rFonts w:cs="TH Sarabun New"/>
-          <w:szCs w:val="32"/>
-        </w:rPr>
-      </w:pPr>
-      <w:r>
-        <w:rPr>
-          <w:rFonts w:cs="TH Sarabun New"/>
-          <w:szCs w:val="32"/>
-        </w:rPr>
-        <w:t xml:space="preserve">Jones, M., Bradley, J., &amp; </w:t>
-      </w:r>
-      <w:proofErr w:type="spellStart"/>
-      <w:r>
-        <w:rPr>
-          <w:rFonts w:cs="TH Sarabun New"/>
-          <w:szCs w:val="32"/>
-        </w:rPr>
-        <w:t>Sakimura</w:t>
-      </w:r>
-      <w:proofErr w:type="spellEnd"/>
-      <w:r>
-        <w:rPr>
-          <w:rFonts w:cs="TH Sarabun New"/>
-          <w:szCs w:val="32"/>
-        </w:rPr>
-        <w:t>, N. (2015). JSON Web Token (JWT). RFC 7519. (</w:t>
-      </w:r>
-      <w:r>
-        <w:rPr>
-          <w:rFonts w:cs="TH Sarabun New"/>
-          <w:szCs w:val="32"/>
-          <w:cs/>
-        </w:rPr>
-        <w:t xml:space="preserve">ออนไลน์). เข้าถึงได้จาก: </w:t>
-      </w:r>
-      <w:r>
-        <w:rPr>
-          <w:rFonts w:cs="TH Sarabun New"/>
-          <w:szCs w:val="32"/>
-        </w:rPr>
-        <w:t>https://datatracker.ietf.org/doc/html/rfc7519 [</w:t>
-      </w:r>
-      <w:r>
-        <w:rPr>
-          <w:rFonts w:cs="TH Sarabun New"/>
-          <w:szCs w:val="32"/>
-          <w:cs/>
-        </w:rPr>
-        <w:t xml:space="preserve">สืบค้นเมื่อวันที่ </w:t>
-      </w:r>
-      <w:r>
-        <w:rPr>
-          <w:rFonts w:cs="TH Sarabun New"/>
-          <w:szCs w:val="32"/>
-        </w:rPr>
-        <w:t xml:space="preserve">31 </w:t>
-      </w:r>
-      <w:r>
-        <w:rPr>
-          <w:rFonts w:cs="TH Sarabun New"/>
-          <w:szCs w:val="32"/>
-          <w:cs/>
-        </w:rPr>
-        <w:t xml:space="preserve">มีนาคม </w:t>
-      </w:r>
-      <w:r>
-        <w:rPr>
-          <w:rFonts w:cs="TH Sarabun New"/>
-          <w:szCs w:val="32"/>
-        </w:rPr>
-        <w:t>2568].</w:t>
-      </w:r>
-    </w:p>
-    <w:p>
-      <w:pPr>
-        <w:ind w:firstLine="0"/>
-        <w:rPr>
-          <w:rFonts w:cs="TH Sarabun New"/>
-          <w:szCs w:val="32"/>
-        </w:rPr>
-      </w:pPr>
-      <w:r>
-        <w:rPr>
-          <w:rFonts w:cs="TH Sarabun New"/>
-          <w:szCs w:val="32"/>
-          <w:cs/>
-        </w:rPr>
-        <w:t>ศรีสุวรรณ มาฆะโวและพิพัฒน์ ไทยอารีย์. (</w:t>
-      </w:r>
-      <w:r>
-        <w:rPr>
-          <w:rFonts w:cs="TH Sarabun New"/>
-          <w:szCs w:val="32"/>
-        </w:rPr>
-        <w:t xml:space="preserve">2554). </w:t>
-      </w:r>
-      <w:r>
-        <w:rPr>
-          <w:rFonts w:cs="TH Sarabun New"/>
-          <w:szCs w:val="32"/>
-          <w:cs/>
-        </w:rPr>
-        <w:t xml:space="preserve">การยอมรับเทคโนโลยี </w:t>
-      </w:r>
-      <w:r>
-        <w:rPr>
-          <w:rFonts w:cs="TH Sarabun New"/>
-          <w:szCs w:val="32"/>
-        </w:rPr>
-        <w:t xml:space="preserve">AI Chatbots </w:t>
-      </w:r>
-      <w:r>
-        <w:rPr>
-          <w:rFonts w:cs="TH Sarabun New"/>
-          <w:szCs w:val="32"/>
-          <w:cs/>
-        </w:rPr>
-        <w:t xml:space="preserve">มาใช้ในการพัฒนาการให้บริการประชาชน. (ออนไลน์). เข้าถึงได้จาก: </w:t>
-      </w:r>
-      <w:r>
-        <w:rPr>
-          <w:rFonts w:cs="TH Sarabun New"/>
-          <w:szCs w:val="32"/>
-        </w:rPr>
-        <w:t>https://www.dpu.ac.th/grad/admin/upload/</w:t>
-      </w:r>
-      <w:r>
-        <w:rPr>
-          <w:rFonts w:cs="TH Sarabun New"/>
-          <w:szCs w:val="32"/>
-        </w:rPr>
-        <w:t xml:space="preserve"> </w:t>
-      </w:r>
-      <w:r>
-        <w:rPr>
-          <w:rFonts w:cs="TH Sarabun New"/>
-          <w:szCs w:val="32"/>
-        </w:rPr>
-        <w:t>content/files/year11-3/11-48.pdf [</w:t>
-      </w:r>
-      <w:r>
-        <w:rPr>
-          <w:rFonts w:cs="TH Sarabun New"/>
-          <w:szCs w:val="32"/>
-          <w:cs/>
-        </w:rPr>
-        <w:t xml:space="preserve">สืบค้นเมื่อวันที่ </w:t>
-      </w:r>
-      <w:r>
-        <w:rPr>
-          <w:rFonts w:cs="TH Sarabun New"/>
-          <w:szCs w:val="32"/>
-        </w:rPr>
-        <w:t>31</w:t>
-      </w:r>
-      <w:r>
-        <w:rPr>
-          <w:rFonts w:cs="TH Sarabun New"/>
-          <w:szCs w:val="32"/>
-          <w:cs/>
-        </w:rPr>
-        <w:t xml:space="preserve"> มีนาคม </w:t>
-      </w:r>
-      <w:r>
-        <w:rPr>
-          <w:rFonts w:cs="TH Sarabun New"/>
-          <w:szCs w:val="32"/>
-        </w:rPr>
-        <w:t>2568].</w:t>
-      </w:r>
-    </w:p>
-    <w:p>
-      <w:pPr>
-        <w:ind w:firstLine="0"/>
-        <w:rPr>
-          <w:rFonts w:cs="TH Sarabun New"/>
-          <w:szCs w:val="32"/>
-        </w:rPr>
-      </w:pPr>
-      <w:r>
-        <w:rPr>
-          <w:rFonts w:cs="TH Sarabun New"/>
-          <w:szCs w:val="32"/>
-          <w:cs/>
-        </w:rPr>
-        <w:t>ณิชารีย์ กิตติคุณศิริ. (</w:t>
-      </w:r>
-      <w:r>
-        <w:rPr>
-          <w:rFonts w:cs="TH Sarabun New"/>
-          <w:szCs w:val="32"/>
-        </w:rPr>
-        <w:t xml:space="preserve">2562). </w:t>
-      </w:r>
-      <w:r>
-        <w:rPr>
-          <w:rFonts w:cs="TH Sarabun New"/>
-          <w:szCs w:val="32"/>
-          <w:cs/>
-        </w:rPr>
-        <w:t xml:space="preserve">ปัจจัยที่ส่งผลต่อการยอมรับเทคโนโลยีปัญญาประดิษฐ์แชทบอท. (ออนไลน์). เข้าถึงได้จาก: </w:t>
-      </w:r>
-      <w:r>
-        <w:rPr>
-          <w:rFonts w:cs="TH Sarabun New"/>
-          <w:szCs w:val="32"/>
-        </w:rPr>
-        <w:t>http://ethesisarchive.library.tu.ac.th/thesis/2019/TU_2019_602303</w:t>
-      </w:r>
-      <w:r>
-        <w:rPr>
-          <w:rFonts w:cs="TH Sarabun New"/>
-          <w:szCs w:val="32"/>
-        </w:rPr>
-        <w:t xml:space="preserve"> </w:t>
-      </w:r>
-      <w:r>
-        <w:rPr>
-          <w:rFonts w:cs="TH Sarabun New"/>
-          <w:szCs w:val="32"/>
-        </w:rPr>
-        <w:t>0049_9256_11426.pdf [</w:t>
-      </w:r>
-      <w:r>
-        <w:rPr>
-          <w:rFonts w:cs="TH Sarabun New"/>
-          <w:szCs w:val="32"/>
-          <w:cs/>
-        </w:rPr>
-        <w:t xml:space="preserve">สืบค้นเมื่อวันที่ </w:t>
-      </w:r>
-      <w:r>
-        <w:rPr>
-          <w:rFonts w:cs="TH Sarabun New"/>
-          <w:szCs w:val="32"/>
-        </w:rPr>
-        <w:t>31</w:t>
-      </w:r>
-      <w:r>
-        <w:rPr>
-          <w:rFonts w:cs="TH Sarabun New"/>
-          <w:szCs w:val="32"/>
-          <w:cs/>
-        </w:rPr>
-        <w:t xml:space="preserve"> มีนาคม </w:t>
-      </w:r>
-      <w:r>
-        <w:rPr>
-          <w:rFonts w:cs="TH Sarabun New"/>
-          <w:szCs w:val="32"/>
-        </w:rPr>
-        <w:t>2568].</w:t>
-      </w:r>
-    </w:p>
-    <w:p>
-      <w:pPr>
-        <w:ind w:firstLine="0"/>
-        <w:rPr>
-          <w:rFonts w:cs="TH Sarabun New"/>
-          <w:szCs w:val="32"/>
-        </w:rPr>
-      </w:pPr>
-      <w:r>
-        <w:rPr>
-          <w:rFonts w:cs="TH Sarabun New"/>
-          <w:szCs w:val="32"/>
-          <w:cs/>
-        </w:rPr>
-        <w:t>ประทีป หมื่นทิศ และ สุขุมาล กิติสิน. (</w:t>
-      </w:r>
-      <w:r>
-        <w:rPr>
-          <w:rFonts w:cs="TH Sarabun New"/>
-          <w:szCs w:val="32"/>
-        </w:rPr>
-        <w:t xml:space="preserve">2568). </w:t>
-      </w:r>
-      <w:r>
-        <w:rPr>
-          <w:rFonts w:cs="TH Sarabun New"/>
-          <w:szCs w:val="32"/>
-          <w:cs/>
-        </w:rPr>
-        <w:t xml:space="preserve">การพัฒนาแชทบอทบริการลูกค้าที่เข้าใจบริบทและเลือกใช้เครื่องมือโดยอัตโนมัติด้วยแบบจำลองภาษาขนาดใหญ่และ </w:t>
-      </w:r>
-      <w:proofErr w:type="spellStart"/>
-      <w:r>
-        <w:rPr>
-          <w:rFonts w:cs="TH Sarabun New"/>
-          <w:szCs w:val="32"/>
-        </w:rPr>
-        <w:t>LangChain</w:t>
-      </w:r>
-      <w:proofErr w:type="spellEnd"/>
-      <w:r>
-        <w:rPr>
-          <w:rFonts w:cs="TH Sarabun New"/>
-          <w:szCs w:val="32"/>
-        </w:rPr>
-        <w:t xml:space="preserve">. </w:t>
-      </w:r>
-      <w:r>
-        <w:rPr>
-          <w:rFonts w:cs="TH Sarabun New"/>
-          <w:szCs w:val="32"/>
-          <w:cs/>
-        </w:rPr>
-        <w:t xml:space="preserve">วารสารงานวิจัยและพัฒนาเชิงประยุกต์ โดยสมาคม </w:t>
-      </w:r>
-      <w:r>
-        <w:rPr>
-          <w:rFonts w:cs="TH Sarabun New"/>
-          <w:szCs w:val="32"/>
-        </w:rPr>
-        <w:t>ECTI. (</w:t>
-      </w:r>
-      <w:r>
-        <w:rPr>
-          <w:rFonts w:cs="TH Sarabun New"/>
-          <w:szCs w:val="32"/>
-          <w:cs/>
-        </w:rPr>
-        <w:t xml:space="preserve">ออนไลน์). เข้าถึงได้จาก: </w:t>
-      </w:r>
-      <w:r>
-        <w:rPr>
-          <w:rFonts w:cs="TH Sarabun New"/>
-          <w:szCs w:val="32"/>
-        </w:rPr>
-        <w:t>https://ph02.tci-thaijo.org/index.php/</w:t>
-      </w:r>
-      <w:r>
-        <w:rPr>
-          <w:rFonts w:cs="TH Sarabun New"/>
-          <w:szCs w:val="32"/>
-        </w:rPr>
-        <w:t xml:space="preserve"> </w:t>
-      </w:r>
-      <w:proofErr w:type="spellStart"/>
-      <w:r>
-        <w:rPr>
-          <w:rFonts w:cs="TH Sarabun New"/>
-          <w:szCs w:val="32"/>
-        </w:rPr>
-        <w:t>ectiard</w:t>
-      </w:r>
-      <w:proofErr w:type="spellEnd"/>
-      <w:r>
-        <w:rPr>
-          <w:rFonts w:cs="TH Sarabun New"/>
-          <w:szCs w:val="32"/>
-        </w:rPr>
-        <w:t>/article/view/258701 [</w:t>
-      </w:r>
-      <w:r>
-        <w:rPr>
-          <w:rFonts w:cs="TH Sarabun New"/>
-          <w:szCs w:val="32"/>
-          <w:cs/>
-        </w:rPr>
-        <w:t xml:space="preserve">สืบค้นเมื่อวันที่ </w:t>
-      </w:r>
-      <w:r>
-        <w:rPr>
-          <w:rFonts w:cs="TH Sarabun New"/>
-          <w:szCs w:val="32"/>
-        </w:rPr>
-        <w:t>31</w:t>
-      </w:r>
-      <w:r>
-        <w:rPr>
-          <w:rFonts w:cs="TH Sarabun New"/>
-          <w:szCs w:val="32"/>
-          <w:cs/>
-        </w:rPr>
-        <w:t xml:space="preserve"> มีนาคม </w:t>
-      </w:r>
-      <w:r>
-        <w:rPr>
-          <w:rFonts w:cs="TH Sarabun New"/>
-          <w:szCs w:val="32"/>
-        </w:rPr>
-        <w:t>2568].</w:t>
-      </w:r>
-    </w:p>
-    <w:p>
-      <w:pPr>
-        <w:ind w:firstLine="0"/>
-        <w:rPr>
-          <w:rFonts w:cs="TH Sarabun New"/>
-          <w:szCs w:val="32"/>
-        </w:rPr>
-      </w:pPr>
-      <w:r>
-        <w:rPr>
-          <w:rFonts w:cs="TH Sarabun New"/>
-          <w:szCs w:val="32"/>
-          <w:cs/>
-        </w:rPr>
-        <w:t>เตชานนนท์กุลวัฒน์ ก.</w:t>
-      </w:r>
-      <w:r>
-        <w:rPr>
-          <w:rFonts w:cs="TH Sarabun New"/>
-          <w:szCs w:val="32"/>
-        </w:rPr>
-        <w:t xml:space="preserve">, </w:t>
-      </w:r>
-      <w:r>
-        <w:rPr>
-          <w:rFonts w:cs="TH Sarabun New"/>
-          <w:szCs w:val="32"/>
-          <w:cs/>
-        </w:rPr>
-        <w:t>หน่อเนื้อ ก.</w:t>
-      </w:r>
-      <w:r>
-        <w:rPr>
-          <w:rFonts w:cs="TH Sarabun New"/>
-          <w:szCs w:val="32"/>
-        </w:rPr>
-        <w:t xml:space="preserve">, &amp; </w:t>
-      </w:r>
-      <w:r>
-        <w:rPr>
-          <w:rFonts w:cs="TH Sarabun New"/>
-          <w:szCs w:val="32"/>
-          <w:cs/>
-        </w:rPr>
-        <w:t>ศรีนุวัตติวงศ์ ป. (</w:t>
-      </w:r>
-      <w:r>
-        <w:rPr>
-          <w:rFonts w:cs="TH Sarabun New"/>
-          <w:szCs w:val="32"/>
-        </w:rPr>
-        <w:t xml:space="preserve">2025). </w:t>
-      </w:r>
-      <w:r>
-        <w:rPr>
-          <w:rFonts w:cs="TH Sarabun New"/>
-          <w:szCs w:val="32"/>
-          <w:cs/>
-        </w:rPr>
-        <w:t>ระบบการเรียนรู้ความต้องการเพื่อสั่งซื้อสินค้าที่มีความเกี่ยวข้องกัน เพื่อรองรับระบบลูกค้าสัมพันธ์. วารสารร่มยูงทอง</w:t>
-      </w:r>
-      <w:r>
-        <w:rPr>
-          <w:rFonts w:cs="TH Sarabun New"/>
-          <w:szCs w:val="32"/>
-        </w:rPr>
-        <w:t xml:space="preserve">, 3(1), 66–80. </w:t>
-      </w:r>
-      <w:r>
-        <w:rPr>
-          <w:rFonts w:cs="TH Sarabun New"/>
-          <w:szCs w:val="32"/>
-          <w:cs/>
-        </w:rPr>
-        <w:t xml:space="preserve">สืบค้น จาก </w:t>
-      </w:r>
-      <w:r>
-        <w:rPr>
-          <w:rFonts w:cs="TH Sarabun New"/>
-          <w:szCs w:val="32"/>
-        </w:rPr>
-        <w:t>https://so08.tci-thaijo.org/index.php/romyoongthong/article/view/4963</w:t>
-      </w:r>
-    </w:p>
-    <w:p>
-      <w:pPr>
-        <w:ind w:firstLine="0"/>
-        <w:rPr>
-          <w:rFonts w:cs="TH Sarabun New"/>
-          <w:szCs w:val="32"/>
-        </w:rPr>
-      </w:pPr>
-    </w:p>
-    <w:p>
-      <w:pPr>
-        <w:ind w:firstLine="0"/>
-        <w:rPr>
-          <w:rFonts w:cs="TH Sarabun New"/>
-          <w:szCs w:val="32"/>
-        </w:rPr>
-      </w:pPr>
-      <w:r>
-        <w:rPr>
-          <w:rFonts w:cs="TH Sarabun New"/>
-          <w:szCs w:val="32"/>
-          <w:cs/>
-        </w:rPr>
-        <w:lastRenderedPageBreak/>
-        <w:t>สงวนศักดิ์ ป.</w:t>
-      </w:r>
-      <w:r>
-        <w:rPr>
-          <w:rFonts w:cs="TH Sarabun New"/>
-          <w:szCs w:val="32"/>
-        </w:rPr>
-        <w:t xml:space="preserve">, </w:t>
-      </w:r>
-      <w:r>
-        <w:rPr>
-          <w:rFonts w:cs="TH Sarabun New"/>
-          <w:szCs w:val="32"/>
-          <w:cs/>
-        </w:rPr>
-        <w:t>สีแดง ช.</w:t>
-      </w:r>
-      <w:r>
-        <w:rPr>
-          <w:rFonts w:cs="TH Sarabun New"/>
-          <w:szCs w:val="32"/>
-        </w:rPr>
-        <w:t xml:space="preserve">, &amp; </w:t>
-      </w:r>
-      <w:r>
-        <w:rPr>
-          <w:rFonts w:cs="TH Sarabun New"/>
-          <w:szCs w:val="32"/>
-          <w:cs/>
-        </w:rPr>
-        <w:t>ปัญญาดี ป. (</w:t>
-      </w:r>
-      <w:r>
-        <w:rPr>
-          <w:rFonts w:cs="TH Sarabun New"/>
-          <w:szCs w:val="32"/>
-        </w:rPr>
-        <w:t xml:space="preserve">2025). </w:t>
-      </w:r>
-      <w:r>
-        <w:rPr>
-          <w:rFonts w:cs="TH Sarabun New"/>
-          <w:szCs w:val="32"/>
-          <w:cs/>
-        </w:rPr>
-        <w:t xml:space="preserve">การพัฒนาระบบเชื่อมโยงปัญญาประดิษฐ์เชิงสร้างสรรค์ เพื่อให้บริการข้อมูลเฉพาะทางแบบอัตโนมัติ. </w:t>
-      </w:r>
-      <w:r>
-        <w:rPr>
-          <w:rFonts w:cs="TH Sarabun New"/>
-          <w:szCs w:val="32"/>
-        </w:rPr>
-        <w:t xml:space="preserve">PULINET Journal, 12(2), 99–111. </w:t>
-      </w:r>
-      <w:r>
-        <w:rPr>
-          <w:rFonts w:cs="TH Sarabun New"/>
-          <w:szCs w:val="32"/>
-          <w:cs/>
-        </w:rPr>
-        <w:t xml:space="preserve">สืบค้น จาก </w:t>
-      </w:r>
-      <w:r>
-        <w:rPr>
-          <w:rFonts w:cs="TH Sarabun New"/>
-          <w:szCs w:val="32"/>
-        </w:rPr>
-        <w:t>https://so14.tci-thaijo.org/index.php/PJ/article/view/1432</w:t>
-      </w:r>
     </w:p>
     <w:sectPr>
+      <w:headerReference w:type="default" r:id="rId7"/>
       <w:pgSz w:w="11906" w:h="16838" w:code="9"/>
       <w:pgMar w:top="1418" w:right="1134" w:bottom="1134" w:left="1701" w:header="720" w:footer="720" w:gutter="0"/>
       <w:cols w:space="720"/>
@@ -1103,6 +889,109 @@
     </w:sectPr>
   </w:body>
 </w:document>
+</file>
+
+<file path=word/endnotes.xml><?xml version="1.0" encoding="utf-8"?>
+<w:endnotes xmlns:wpc="http://schemas.microsoft.com/office/word/2010/wordprocessingCanvas" xmlns:cx="http://schemas.microsoft.com/office/drawing/2014/chartex" xmlns:cx1="http://schemas.microsoft.com/office/drawing/2015/9/8/chartex" xmlns:cx2="http://schemas.microsoft.com/office/drawing/2015/10/21/chartex" xmlns:cx3="http://schemas.microsoft.com/office/drawing/2016/5/9/chartex" xmlns:cx4="http://schemas.microsoft.com/office/drawing/2016/5/10/chartex" xmlns:cx5="http://schemas.microsoft.com/office/drawing/2016/5/11/chartex" xmlns:cx6="http://schemas.microsoft.com/office/drawing/2016/5/12/chartex" xmlns:cx7="http://schemas.microsoft.com/office/drawing/2016/5/13/chartex" xmlns:cx8="http://schemas.microsoft.com/office/drawing/2016/5/14/chartex" xmlns:mc="http://schemas.openxmlformats.org/markup-compatibility/2006" xmlns:aink="http://schemas.microsoft.com/office/drawing/2016/ink" xmlns:am3d="http://schemas.microsoft.com/office/drawing/2017/model3d" xmlns:o="urn:schemas-microsoft-com:office:office" xmlns:oel="http://schemas.microsoft.com/office/2019/extlst" xmlns:r="http://schemas.openxmlformats.org/officeDocument/2006/relationships" xmlns:m="http://schemas.openxmlformats.org/officeDocument/2006/math" xmlns:v="urn:schemas-microsoft-com:vml" xmlns:wp14="http://schemas.microsoft.com/office/word/2010/wordprocessingDrawing" xmlns:wp="http://schemas.openxmlformats.org/drawingml/2006/wordprocessingDrawing" xmlns:w10="urn:schemas-microsoft-com:office:word" xmlns:w="http://schemas.openxmlformats.org/wordprocessingml/2006/main" xmlns:w14="http://schemas.microsoft.com/office/word/2010/wordml" xmlns:w15="http://schemas.microsoft.com/office/word/2012/wordml" xmlns:w16cex="http://schemas.microsoft.com/office/word/2018/wordml/cex" xmlns:w16cid="http://schemas.microsoft.com/office/word/2016/wordml/cid" xmlns:w16="http://schemas.microsoft.com/office/word/2018/wordml" xmlns:w16sdtdh="http://schemas.microsoft.com/office/word/2020/wordml/sdtdatahash" xmlns:w16se="http://schemas.microsoft.com/office/word/2015/wordml/symex" xmlns:wpg="http://schemas.microsoft.com/office/word/2010/wordprocessingGroup" xmlns:wpi="http://schemas.microsoft.com/office/word/2010/wordprocessingInk" xmlns:wne="http://schemas.microsoft.com/office/word/2006/wordml" xmlns:wps="http://schemas.microsoft.com/office/word/2010/wordprocessingShape" mc:Ignorable="w14 w15 w16se w16cid w16 w16cex w16sdtdh wp14">
+  <w:endnote w:type="separator" w:id="-1">
+    <w:p>
+      <w:pPr>
+        <w:spacing w:after="0"/>
+      </w:pPr>
+      <w:r>
+        <w:separator/>
+      </w:r>
+    </w:p>
+  </w:endnote>
+  <w:endnote w:type="continuationSeparator" w:id="0">
+    <w:p>
+      <w:pPr>
+        <w:spacing w:after="0"/>
+      </w:pPr>
+      <w:r>
+        <w:continuationSeparator/>
+      </w:r>
+    </w:p>
+  </w:endnote>
+</w:endnotes>
+</file>
+
+<file path=word/footnotes.xml><?xml version="1.0" encoding="utf-8"?>
+<w:footnotes xmlns:wpc="http://schemas.microsoft.com/office/word/2010/wordprocessingCanvas" xmlns:cx="http://schemas.microsoft.com/office/drawing/2014/chartex" xmlns:cx1="http://schemas.microsoft.com/office/drawing/2015/9/8/chartex" xmlns:cx2="http://schemas.microsoft.com/office/drawing/2015/10/21/chartex" xmlns:cx3="http://schemas.microsoft.com/office/drawing/2016/5/9/chartex" xmlns:cx4="http://schemas.microsoft.com/office/drawing/2016/5/10/chartex" xmlns:cx5="http://schemas.microsoft.com/office/drawing/2016/5/11/chartex" xmlns:cx6="http://schemas.microsoft.com/office/drawing/2016/5/12/chartex" xmlns:cx7="http://schemas.microsoft.com/office/drawing/2016/5/13/chartex" xmlns:cx8="http://schemas.microsoft.com/office/drawing/2016/5/14/chartex" xmlns:mc="http://schemas.openxmlformats.org/markup-compatibility/2006" xmlns:aink="http://schemas.microsoft.com/office/drawing/2016/ink" xmlns:am3d="http://schemas.microsoft.com/office/drawing/2017/model3d" xmlns:o="urn:schemas-microsoft-com:office:office" xmlns:oel="http://schemas.microsoft.com/office/2019/extlst" xmlns:r="http://schemas.openxmlformats.org/officeDocument/2006/relationships" xmlns:m="http://schemas.openxmlformats.org/officeDocument/2006/math" xmlns:v="urn:schemas-microsoft-com:vml" xmlns:wp14="http://schemas.microsoft.com/office/word/2010/wordprocessingDrawing" xmlns:wp="http://schemas.openxmlformats.org/drawingml/2006/wordprocessingDrawing" xmlns:w10="urn:schemas-microsoft-com:office:word" xmlns:w="http://schemas.openxmlformats.org/wordprocessingml/2006/main" xmlns:w14="http://schemas.microsoft.com/office/word/2010/wordml" xmlns:w15="http://schemas.microsoft.com/office/word/2012/wordml" xmlns:w16cex="http://schemas.microsoft.com/office/word/2018/wordml/cex" xmlns:w16cid="http://schemas.microsoft.com/office/word/2016/wordml/cid" xmlns:w16="http://schemas.microsoft.com/office/word/2018/wordml" xmlns:w16sdtdh="http://schemas.microsoft.com/office/word/2020/wordml/sdtdatahash" xmlns:w16se="http://schemas.microsoft.com/office/word/2015/wordml/symex" xmlns:wpg="http://schemas.microsoft.com/office/word/2010/wordprocessingGroup" xmlns:wpi="http://schemas.microsoft.com/office/word/2010/wordprocessingInk" xmlns:wne="http://schemas.microsoft.com/office/word/2006/wordml" xmlns:wps="http://schemas.microsoft.com/office/word/2010/wordprocessingShape" mc:Ignorable="w14 w15 w16se w16cid w16 w16cex w16sdtdh wp14">
+  <w:footnote w:type="separator" w:id="-1">
+    <w:p>
+      <w:pPr>
+        <w:spacing w:after="0"/>
+      </w:pPr>
+      <w:r>
+        <w:separator/>
+      </w:r>
+    </w:p>
+  </w:footnote>
+  <w:footnote w:type="continuationSeparator" w:id="0">
+    <w:p>
+      <w:pPr>
+        <w:spacing w:after="0"/>
+      </w:pPr>
+      <w:r>
+        <w:continuationSeparator/>
+      </w:r>
+    </w:p>
+  </w:footnote>
+</w:footnotes>
+</file>
+
+<file path=word/header1.xml><?xml version="1.0" encoding="utf-8"?>
+<w:hdr xmlns:wpc="http://schemas.microsoft.com/office/word/2010/wordprocessingCanvas" xmlns:cx="http://schemas.microsoft.com/office/drawing/2014/chartex" xmlns:cx1="http://schemas.microsoft.com/office/drawing/2015/9/8/chartex" xmlns:cx2="http://schemas.microsoft.com/office/drawing/2015/10/21/chartex" xmlns:cx3="http://schemas.microsoft.com/office/drawing/2016/5/9/chartex" xmlns:cx4="http://schemas.microsoft.com/office/drawing/2016/5/10/chartex" xmlns:cx5="http://schemas.microsoft.com/office/drawing/2016/5/11/chartex" xmlns:cx6="http://schemas.microsoft.com/office/drawing/2016/5/12/chartex" xmlns:cx7="http://schemas.microsoft.com/office/drawing/2016/5/13/chartex" xmlns:cx8="http://schemas.microsoft.com/office/drawing/2016/5/14/chartex" xmlns:mc="http://schemas.openxmlformats.org/markup-compatibility/2006" xmlns:aink="http://schemas.microsoft.com/office/drawing/2016/ink" xmlns:am3d="http://schemas.microsoft.com/office/drawing/2017/model3d" xmlns:o="urn:schemas-microsoft-com:office:office" xmlns:oel="http://schemas.microsoft.com/office/2019/extlst" xmlns:r="http://schemas.openxmlformats.org/officeDocument/2006/relationships" xmlns:m="http://schemas.openxmlformats.org/officeDocument/2006/math" xmlns:v="urn:schemas-microsoft-com:vml" xmlns:wp14="http://schemas.microsoft.com/office/word/2010/wordprocessingDrawing" xmlns:wp="http://schemas.openxmlformats.org/drawingml/2006/wordprocessingDrawing" xmlns:w10="urn:schemas-microsoft-com:office:word" xmlns:w="http://schemas.openxmlformats.org/wordprocessingml/2006/main" xmlns:w14="http://schemas.microsoft.com/office/word/2010/wordml" xmlns:w15="http://schemas.microsoft.com/office/word/2012/wordml" xmlns:w16cex="http://schemas.microsoft.com/office/word/2018/wordml/cex" xmlns:w16cid="http://schemas.microsoft.com/office/word/2016/wordml/cid" xmlns:w16="http://schemas.microsoft.com/office/word/2018/wordml" xmlns:w16sdtdh="http://schemas.microsoft.com/office/word/2020/wordml/sdtdatahash" xmlns:w16se="http://schemas.microsoft.com/office/word/2015/wordml/symex" xmlns:wpg="http://schemas.microsoft.com/office/word/2010/wordprocessingGroup" xmlns:wpi="http://schemas.microsoft.com/office/word/2010/wordprocessingInk" xmlns:wne="http://schemas.microsoft.com/office/word/2006/wordml" xmlns:wps="http://schemas.microsoft.com/office/word/2010/wordprocessingShape" mc:Ignorable="w14 w15 w16se w16cid w16 w16cex w16sdtdh wp14">
+  <w:sdt>
+    <w:sdtPr>
+      <w:id w:val="-1416854722"/>
+      <w:docPartObj>
+        <w:docPartGallery w:val="Page Numbers (Top of Page)"/>
+        <w:docPartUnique/>
+      </w:docPartObj>
+    </w:sdtPr>
+    <w:sdtEndPr>
+      <w:rPr>
+        <w:noProof/>
+      </w:rPr>
+    </w:sdtEndPr>
+    <w:sdtContent>
+      <w:p>
+        <w:pPr>
+          <w:pStyle w:val="Header"/>
+          <w:jc w:val="right"/>
+        </w:pPr>
+        <w:r>
+          <w:fldChar w:fldCharType="begin"/>
+        </w:r>
+        <w:r>
+          <w:instrText xml:space="preserve"> PAGE   \* MERGEFORMAT </w:instrText>
+        </w:r>
+        <w:r>
+          <w:fldChar w:fldCharType="separate"/>
+        </w:r>
+        <w:r>
+          <w:rPr>
+            <w:noProof/>
+          </w:rPr>
+          <w:t>2</w:t>
+        </w:r>
+        <w:r>
+          <w:rPr>
+            <w:noProof/>
+          </w:rPr>
+          <w:fldChar w:fldCharType="end"/>
+        </w:r>
+      </w:p>
+    </w:sdtContent>
+  </w:sdt>
+  <w:p>
+    <w:pPr>
+      <w:pStyle w:val="Header"/>
+    </w:pPr>
+  </w:p>
+</w:hdr>
 </file>
 
 <file path=word/styles.xml><?xml version="1.0" encoding="utf-8"?>
@@ -1524,18 +1413,18 @@
     <w:link w:val="Heading1Char"/>
     <w:uiPriority w:val="9"/>
     <w:qFormat/>
-    <w:rsid w:val="00E670B8"/>
+    <w:rsid w:val="007719BC"/>
     <w:pPr>
-      <w:keepNext/>
-      <w:keepLines/>
-      <w:spacing w:before="360" w:after="80"/>
+      <w:ind w:firstLine="0"/>
+      <w:jc w:val="center"/>
       <w:outlineLvl w:val="0"/>
     </w:pPr>
     <w:rPr>
-      <w:rFonts w:asciiTheme="majorHAnsi" w:eastAsiaTheme="majorEastAsia" w:hAnsiTheme="majorHAnsi" w:cstheme="majorBidi"/>
-      <w:color w:val="0F4761" w:themeColor="accent1" w:themeShade="BF"/>
+      <w:rFonts w:cs="TH Sarabun New"/>
+      <w:b/>
+      <w:bCs/>
       <w:sz w:val="40"/>
-      <w:szCs w:val="50"/>
+      <w:szCs w:val="40"/>
     </w:rPr>
   </w:style>
   <w:style w:type="paragraph" w:styleId="Heading2">
@@ -1747,12 +1636,13 @@
     <w:basedOn w:val="DefaultParagraphFont"/>
     <w:link w:val="Heading1"/>
     <w:uiPriority w:val="9"/>
-    <w:rsid w:val="00E670B8"/>
-    <w:rPr>
-      <w:rFonts w:asciiTheme="majorHAnsi" w:eastAsiaTheme="majorEastAsia" w:hAnsiTheme="majorHAnsi" w:cstheme="majorBidi"/>
-      <w:color w:val="0F4761" w:themeColor="accent1" w:themeShade="BF"/>
+    <w:rsid w:val="007719BC"/>
+    <w:rPr>
+      <w:rFonts w:ascii="TH Sarabun New" w:hAnsi="TH Sarabun New" w:cs="TH Sarabun New"/>
+      <w:b/>
+      <w:bCs/>
       <w:sz w:val="40"/>
-      <w:szCs w:val="50"/>
+      <w:szCs w:val="40"/>
     </w:rPr>
   </w:style>
   <w:style w:type="character" w:customStyle="1" w:styleId="Heading2Char">
@@ -2052,6 +1942,66 @@
     <w:rPr>
       <w:color w:val="605E5C"/>
       <w:shd w:val="clear" w:color="auto" w:fill="E1DFDD"/>
+    </w:rPr>
+  </w:style>
+  <w:style w:type="paragraph" w:styleId="Bibliography">
+    <w:name w:val="Bibliography"/>
+    <w:basedOn w:val="Normal"/>
+    <w:next w:val="Normal"/>
+    <w:uiPriority w:val="37"/>
+    <w:unhideWhenUsed/>
+    <w:rsid w:val="00984526"/>
+  </w:style>
+  <w:style w:type="paragraph" w:styleId="Header">
+    <w:name w:val="header"/>
+    <w:basedOn w:val="Normal"/>
+    <w:link w:val="HeaderChar"/>
+    <w:uiPriority w:val="99"/>
+    <w:unhideWhenUsed/>
+    <w:rsid w:val="007719BC"/>
+    <w:pPr>
+      <w:tabs>
+        <w:tab w:val="center" w:pos="4680"/>
+        <w:tab w:val="right" w:pos="9360"/>
+      </w:tabs>
+      <w:spacing w:after="0"/>
+    </w:pPr>
+  </w:style>
+  <w:style w:type="character" w:customStyle="1" w:styleId="HeaderChar">
+    <w:name w:val="Header Char"/>
+    <w:basedOn w:val="DefaultParagraphFont"/>
+    <w:link w:val="Header"/>
+    <w:uiPriority w:val="99"/>
+    <w:rsid w:val="007719BC"/>
+    <w:rPr>
+      <w:rFonts w:ascii="TH Sarabun New" w:hAnsi="TH Sarabun New"/>
+      <w:sz w:val="32"/>
+    </w:rPr>
+  </w:style>
+  <w:style w:type="paragraph" w:styleId="Footer">
+    <w:name w:val="footer"/>
+    <w:basedOn w:val="Normal"/>
+    <w:link w:val="FooterChar"/>
+    <w:uiPriority w:val="99"/>
+    <w:unhideWhenUsed/>
+    <w:rsid w:val="007719BC"/>
+    <w:pPr>
+      <w:tabs>
+        <w:tab w:val="center" w:pos="4680"/>
+        <w:tab w:val="right" w:pos="9360"/>
+      </w:tabs>
+      <w:spacing w:after="0"/>
+    </w:pPr>
+  </w:style>
+  <w:style w:type="character" w:customStyle="1" w:styleId="FooterChar">
+    <w:name w:val="Footer Char"/>
+    <w:basedOn w:val="DefaultParagraphFont"/>
+    <w:link w:val="Footer"/>
+    <w:uiPriority w:val="99"/>
+    <w:rsid w:val="007719BC"/>
+    <w:rPr>
+      <w:rFonts w:ascii="TH Sarabun New" w:hAnsi="TH Sarabun New"/>
+      <w:sz w:val="32"/>
     </w:rPr>
   </w:style>
 </w:styles>
@@ -2350,4 +2300,427 @@
     </a:ext>
   </a:extLst>
 </a:theme>
+</file>
+
+<file path=customXml/item1.xml><?xml version="1.0" encoding="utf-8"?>
+<b:Sources xmlns:b="http://schemas.openxmlformats.org/officeDocument/2006/bibliography" xmlns="http://schemas.openxmlformats.org/officeDocument/2006/bibliography" SelectedStyle="\APASixthEditionOfficeOnline.xsl" StyleName="APA" Version="6">
+  <b:Source>
+    <b:Tag>มาฆ</b:Tag>
+    <b:SourceType>DocumentFromInternetSite</b:SourceType>
+    <b:Guid>{ED4569A7-926B-4F3D-8BA6-FD0743FC7EEC}</b:Guid>
+    <b:Title>การยอมรับเทคโนโลยี AI Chatbots มาใช้ในการพัฒนาการให้บริการประชาชนของข้าราชการสังกัดกรมการปกครองในจังหวัดนนทบุรี</b:Title>
+    <b:Year>2554</b:Year>
+    <b:Author>
+      <b:Author>
+        <b:NameList>
+          <b:Person>
+            <b:Last>มาฆะโว</b:Last>
+            <b:First>ศรีสุวรรณ </b:First>
+          </b:Person>
+          <b:Person>
+            <b:Last>ไทยอารีย์</b:Last>
+            <b:First>พิพัฒน์</b:First>
+          </b:Person>
+        </b:NameList>
+      </b:Author>
+    </b:Author>
+    <b:URL>https://www.dpu.ac.th/grad/admin/upload/content/files/year11-3/11-48.pdf</b:URL>
+    <b:LCID>th-TH</b:LCID>
+    <b:YearAccessed>2568</b:YearAccessed>
+    <b:MonthAccessed>มีนาคม</b:MonthAccessed>
+    <b:DayAccessed>31</b:DayAccessed>
+    <b:RefOrder>1</b:RefOrder>
+  </b:Source>
+  <b:Source>
+    <b:Tag>กิต62</b:Tag>
+    <b:SourceType>DocumentFromInternetSite</b:SourceType>
+    <b:Guid>{988419DC-948B-40C6-B717-EA0EB440782B}</b:Guid>
+    <b:LCID>th-TH</b:LCID>
+    <b:Title>ปัจจัยที่ส่งผลต่อการยอมรับเทคโนโลยีปัญญาประดิษฐ์แชทบอท</b:Title>
+    <b:Year>2562</b:Year>
+    <b:URL>http://ethesisarchive.library.tu.ac.th/thesis/2019/TU_2019_6023030049_9256_11426.pdf</b:URL>
+    <b:Author>
+      <b:Author>
+        <b:NameList>
+          <b:Person>
+            <b:Last>กิตติคุณศิริ</b:Last>
+            <b:First>ณิชารีย์</b:First>
+          </b:Person>
+        </b:NameList>
+      </b:Author>
+    </b:Author>
+    <b:YearAccessed>2568</b:YearAccessed>
+    <b:MonthAccessed>มีนาคม</b:MonthAccessed>
+    <b:DayAccessed>31</b:DayAccessed>
+    <b:RefOrder>2</b:RefOrder>
+  </b:Source>
+  <b:Source>
+    <b:Tag>หมื68</b:Tag>
+    <b:SourceType>DocumentFromInternetSite</b:SourceType>
+    <b:Guid>{84660CD7-D7F6-447E-BF05-12E5E7A8382E}</b:Guid>
+    <b:Title>การพัฒนาแชทบอทบริการลูกค้าที่เข้าใจบริบทและเลือกใช้เครื่องมือโดยอัตโนมัติด้วยแบบจำลองภาษาขนาดใหญ่และ LangChain</b:Title>
+    <b:Year>2568</b:Year>
+    <b:URL>https://ph02.tci-thaijo.org/index.php/ectiard/article/view/258701</b:URL>
+    <b:Author>
+      <b:Author>
+        <b:NameList>
+          <b:Person>
+            <b:Last>หมื่นทิศ</b:Last>
+            <b:First>ประทีป </b:First>
+          </b:Person>
+          <b:Person>
+            <b:Last>กิติสิน</b:Last>
+            <b:First>สุขุมาล</b:First>
+          </b:Person>
+        </b:NameList>
+      </b:Author>
+    </b:Author>
+    <b:YearAccessed>2568</b:YearAccessed>
+    <b:MonthAccessed>มีนาคม</b:MonthAccessed>
+    <b:DayAccessed>31</b:DayAccessed>
+    <b:Pages>11-24</b:Pages>
+    <b:Publisher>สมาคมวิชาการไฟฟ้า อิเล็กทรอนิกส์ คอมพิวเตอร์ โทรคมนาคม และสารสนเทศ</b:Publisher>
+    <b:LCID>th-TH</b:LCID>
+    <b:RefOrder>3</b:RefOrder>
+  </b:Source>
+  <b:Source>
+    <b:Tag>เตช68</b:Tag>
+    <b:SourceType>DocumentFromInternetSite</b:SourceType>
+    <b:Guid>{C482BC33-5A31-4E14-AD99-5FEDE5AAF634}</b:Guid>
+    <b:LCID>th-TH</b:LCID>
+    <b:Title>ระบบการเรียนรู้ความต้องการเพื่อสั่งซื้อสินค้าที่มีความเกี่ยวข้องกัน เพื่อรองรับระบบลูกค้าสัมพันธ์</b:Title>
+    <b:Year>2568</b:Year>
+    <b:URL>https://so08.tci-thaijo.org/index.php/romyoongthong/article/view/4963</b:URL>
+    <b:YearAccessed>2568</b:YearAccessed>
+    <b:MonthAccessed>มีนาคม</b:MonthAccessed>
+    <b:DayAccessed>31</b:DayAccessed>
+    <b:Author>
+      <b:Author>
+        <b:NameList>
+          <b:Person>
+            <b:Last>เตชานนนท์กุลวัฒน์</b:Last>
+            <b:First>กิตติ์ธัญญา</b:First>
+          </b:Person>
+          <b:Person>
+            <b:Last>หน่อเนื้อ</b:Last>
+            <b:First>กิติภูมิ</b:First>
+          </b:Person>
+          <b:Person>
+            <b:Last>ศรีนุวัตติวงศ์</b:Last>
+            <b:First>ประพจน์</b:First>
+          </b:Person>
+        </b:NameList>
+      </b:Author>
+    </b:Author>
+    <b:RefOrder>4</b:RefOrder>
+  </b:Source>
+  <b:Source>
+    <b:Tag>สงว68</b:Tag>
+    <b:SourceType>DocumentFromInternetSite</b:SourceType>
+    <b:Guid>{45EBBD0C-0C33-4DC5-A1AC-44ADD75F4A1B}</b:Guid>
+    <b:LCID>th-TH</b:LCID>
+    <b:Title>การพัฒนาระบบเชื่อมโยงปัญญาประดิษฐ์เชิงสร้างสรรค์ เพื่อให้บริการข้อมูลเฉพาะทางแบบอัตโนมัติ</b:Title>
+    <b:Year>2568</b:Year>
+    <b:URL>https://so14.tci-thaijo.org/index.php/PJ/article/view/1432</b:URL>
+    <b:Author>
+      <b:Author>
+        <b:NameList>
+          <b:Person>
+            <b:Last>สงวนศักดิ์</b:Last>
+            <b:First>ปราชญ์</b:First>
+          </b:Person>
+          <b:Person>
+            <b:Last>สีแดง</b:Last>
+            <b:First>ชัณษา</b:First>
+          </b:Person>
+          <b:Person>
+            <b:Last>ปัญญาดี</b:Last>
+            <b:First>ปิยะบุตร</b:First>
+          </b:Person>
+        </b:NameList>
+      </b:Author>
+    </b:Author>
+    <b:YearAccessed>2568</b:YearAccessed>
+    <b:MonthAccessed>มีนาคม</b:MonthAccessed>
+    <b:DayAccessed>31</b:DayAccessed>
+    <b:RefOrder>5</b:RefOrder>
+  </b:Source>
+  <b:Source>
+    <b:Tag>Vaswani2023</b:Tag>
+    <b:SourceType>Misc</b:SourceType>
+    <b:Guid>{A6B7C8D9-1234-4567-890A-BCDE12345678}</b:Guid>
+    <b:Title>Attention Is All You Need</b:Title>
+    <b:Year>2023</b:Year>
+    <b:URL>https://arxiv.org/abs/1706.03762</b:URL>
+    <b:StandardNumber>arXiv:1706.03762</b:StandardNumber>
+    <b:Author>
+      <b:Author>
+        <b:NameList>
+          <b:Person>
+            <b:Last>Vaswani</b:Last>
+            <b:First>Ashish</b:First>
+          </b:Person>
+          <b:Person>
+            <b:Last>Shazeer</b:Last>
+            <b:First>Noam</b:First>
+          </b:Person>
+          <b:Person>
+            <b:Last>Parmar</b:Last>
+            <b:First>Niki</b:First>
+          </b:Person>
+          <b:Person>
+            <b:Last>Uszkoreit</b:Last>
+            <b:First>Jakob</b:First>
+          </b:Person>
+          <b:Person>
+            <b:Last>Jones</b:Last>
+            <b:First>Llion</b:First>
+          </b:Person>
+          <b:Person>
+            <b:Last>Gomez</b:Last>
+            <b:First>Aidan N.</b:First>
+          </b:Person>
+          <b:Person>
+            <b:Last>Kaiser</b:Last>
+            <b:First>Lukasz</b:First>
+          </b:Person>
+          <b:Person>
+            <b:Last>Polosukhin</b:Last>
+            <b:First>Illia</b:First>
+          </b:Person>
+        </b:NameList>
+      </b:Author>
+    </b:Author>
+    <b:RefOrder>6</b:RefOrder>
+  </b:Source>
+  <b:Source>
+    <b:Tag>Lewis2021</b:Tag>
+    <b:SourceType>Misc</b:SourceType>
+    <b:Title>Retrieval-Augmented Generation for Knowledge-Intensive NLP Tasks</b:Title>
+    <b:Year>2021</b:Year>
+    <b:URL>https://arxiv.org/abs/2005.11401</b:URL>
+    <b:StandardNumber>arXiv:2005.11401</b:StandardNumber>
+    <b:Author>
+      <b:Author>
+        <b:NameList>
+          <b:Person>
+            <b:Last>Lewis</b:Last>
+            <b:First>Patrick</b:First>
+          </b:Person>
+          <b:Person>
+            <b:Last>Perez</b:Last>
+            <b:First>Ethan</b:First>
+          </b:Person>
+          <b:Person>
+            <b:Last>Piktus</b:Last>
+            <b:First>Aleksandra</b:First>
+          </b:Person>
+          <b:Person>
+            <b:Last>Petroni</b:Last>
+            <b:First>Fabio</b:First>
+          </b:Person>
+          <b:Person>
+            <b:Last>Karpukhin</b:Last>
+            <b:First>Vladimir</b:First>
+          </b:Person>
+          <b:Person>
+            <b:Last>Goyal</b:Last>
+            <b:First>Naman</b:First>
+          </b:Person>
+          <b:Person>
+            <b:Last>Küttler</b:Last>
+            <b:First>Heinrich</b:First>
+          </b:Person>
+          <b:Person>
+            <b:Last>Lewis</b:Last>
+            <b:First>Mike</b:First>
+          </b:Person>
+          <b:Person>
+            <b:Last>Yih</b:Last>
+            <b:First>Wen-tau</b:First>
+          </b:Person>
+          <b:Person>
+            <b:Last>Rocktäschel</b:Last>
+            <b:First>Tim</b:First>
+          </b:Person>
+          <b:Person>
+            <b:Last>Riedel</b:Last>
+            <b:First>Sebastian</b:First>
+          </b:Person>
+          <b:Person>
+            <b:Last>Kiela</b:Last>
+            <b:First>Douwe</b:First>
+          </b:Person>
+        </b:NameList>
+      </b:Author>
+    </b:Author>
+    <b:RefOrder>7</b:RefOrder>
+  </b:Source>
+  <b:Source>
+    <b:Tag>Wu2023</b:Tag>
+    <b:SourceType>Misc</b:SourceType>
+    <b:Title>AutoGen: Enabling Next-Gen LLM Applications via Multi-Agent Conversation</b:Title>
+    <b:Year>2023</b:Year>
+    <b:URL>https://arxiv.org/abs/2308.08155</b:URL>
+    <b:StandardNumber>arXiv:2308.08155</b:StandardNumber>
+    <b:Author>
+      <b:Author>
+        <b:NameList>
+          <b:Person>
+            <b:Last>Wu</b:Last>
+            <b:First>Qingyun</b:First>
+          </b:Person>
+          <b:Person>
+            <b:Last>Bansal</b:Last>
+            <b:First>Gagan</b:First>
+          </b:Person>
+          <b:Person>
+            <b:Last>Zhang</b:Last>
+            <b:First>Jieyu</b:First>
+          </b:Person>
+          <b:Person>
+            <b:Last>Wu</b:Last>
+            <b:First>Yiran</b:First>
+          </b:Person>
+          <b:Person>
+            <b:Last>Li</b:Last>
+            <b:First>Beibin</b:First>
+          </b:Person>
+          <b:Person>
+            <b:Last>Zhu</b:Last>
+            <b:First>Erkang</b:First>
+          </b:Person>
+          <b:Person>
+            <b:Last>Jiang</b:Last>
+            <b:First>Li</b:First>
+          </b:Person>
+          <b:Person>
+            <b:Last>Zhang</b:Last>
+            <b:First>Xiaoyun</b:First>
+          </b:Person>
+          <b:Person>
+            <b:Last>Zhang</b:Last>
+            <b:First>Shaokun</b:First>
+          </b:Person>
+          <b:Person>
+            <b:Last>Liu</b:Last>
+            <b:First>Jiale</b:First>
+          </b:Person>
+          <b:Person>
+            <b:Last>Awadallah</b:Last>
+            <b:First>Ahmed Hassan</b:First>
+          </b:Person>
+          <b:Person>
+            <b:Last>White</b:Last>
+            <b:First>Ryen W</b:First>
+          </b:Person>
+          <b:Person>
+            <b:Last>Burger</b:Last>
+            <b:First>Doug</b:First>
+          </b:Person>
+          <b:Person>
+            <b:Last>Wang</b:Last>
+            <b:First>Chi</b:First>
+          </b:Person>
+        </b:NameList>
+      </b:Author>
+    </b:Author>
+    <b:RefOrder>8</b:RefOrder>
+  </b:Source>
+  <b:Source>
+    <b:Tag>Tiangolo</b:Tag>
+    <b:SourceType>DocumentFromInternetSite</b:SourceType>
+    <b:Author>
+      <b:Author>
+        <b:Corporate>Tiangolo</b:Corporate>
+      </b:Author>
+    </b:Author>
+    <b:Title>FastAPI Documentation: Concurrency and async / await</b:Title>
+    <b:Year>2024</b:Year>
+    <b:Month>03</b:Month>
+    <b:Day>31</b:Day>
+    <b:URL>https://fastapi.tiangolo.com/async/</b:URL>
+    <b:RefOrder>9</b:RefOrder>
+  </b:Source>
+  <b:Source>
+    <b:Tag>LangChain</b:Tag>
+    <b:SourceType>DocumentFromInternetSite</b:SourceType>
+    <b:Author>
+      <b:Author>
+        <b:Corporate>LangChain, Inc.</b:Corporate>
+      </b:Author>
+    </b:Author>
+    <b:Title>LangGraph: Multi-Agent Workflows</b:Title>
+    <b:Year>2024</b:Year>
+    <b:Month>03</b:Month>
+    <b:Day>31</b:Day>
+    <b:URL>https://langchain-ai.github.io/langgraph/</b:URL>
+    <b:RefOrder>10</b:RefOrder>
+  </b:Source>
+  <b:Source>
+    <b:Tag>Anthropic</b:Tag>
+    <b:SourceType>DocumentFromInternetSite</b:SourceType>
+    <b:Author>
+      <b:Author>
+        <b:Corporate>Anthropic</b:Corporate>
+      </b:Author>
+    </b:Author>
+    <b:Title>Model Context Protocol (MCP) Specification</b:Title>
+    <b:Year>2024</b:Year>
+    <b:Month>03</b:Month>
+    <b:Day>31</b:Day>
+    <b:URL>https://modelcontextprotocol.io/</b:URL>
+    <b:RefOrder>11</b:RefOrder>
+  </b:Source>
+  <b:Source>
+    <b:Tag>Meta</b:Tag>
+    <b:SourceType>DocumentFromInternetSite</b:SourceType>
+    <b:Author>
+      <b:Author>
+        <b:Corporate>Meta Platforms, Inc.</b:Corporate>
+      </b:Author>
+    </b:Author>
+    <b:Title>React Documentation: Describing the UI</b:Title>
+    <b:Year>2024</b:Year>
+    <b:Month>03</b:Month>
+    <b:Day>31</b:Day>
+    <b:URL>https://react.dev/learn/describing-the-ui</b:URL>
+    <b:RefOrder>12</b:RefOrder>
+  </b:Source>
+  <b:Source>
+    <b:Tag>Jones</b:Tag>
+    <b:SourceType>Report</b:SourceType>
+    <b:Author>
+      <b:Author>
+        <b:NameList>
+          <b:Person>
+            <b:Last>Jones</b:Last>
+            <b:First>M.</b:First>
+          </b:Person>
+          <b:Person>
+            <b:Last>Bradley</b:Last>
+            <b:First>J.</b:First>
+          </b:Person>
+          <b:Person>
+            <b:Last>Sakimura</b:Last>
+            <b:First>N.</b:First>
+          </b:Person>
+        </b:NameList>
+      </b:Author>
+    </b:Author>
+    <b:Title>JSON Web Token (JWT). RFC 7519</b:Title>
+    <b:Year>2015</b:Year>
+    <b:Publisher>IETF</b:Publisher>
+    <b:URL>https://datatracker.ietf.org/doc/html/rfc7519</b:URL>
+    <b:RefOrder>13</b:RefOrder>
+  </b:Source>
+</b:Sources>
+</file>
+
+<file path=customXml/itemProps1.xml><?xml version="1.0" encoding="utf-8"?>
+<ds:datastoreItem xmlns:ds="http://schemas.openxmlformats.org/officeDocument/2006/customXml" ds:itemID="{FEAB49C7-4EDA-4498-A59D-B83BC0D2DB06}">
+  <ds:schemaRefs>
+    <ds:schemaRef ds:uri="http://schemas.openxmlformats.org/officeDocument/2006/bibliography"/>
+  </ds:schemaRefs>
+</ds:datastoreItem>
 </file>